--- a/Fiche Signalétique.docx
+++ b/Fiche Signalétique.docx
@@ -143,8 +143,8 @@
                                 <w:rFonts w:ascii="Arial Narrow" w:hAnsi="Arial Narrow"/>
                                 <w:b/>
                                 <w:color w:val="FFFFFF" w:themeColor="background1"/>
-                                <w:sz w:val="44"/>
-                                <w:szCs w:val="44"/>
+                                <w:sz w:val="24"/>
+                                <w:szCs w:val="24"/>
                                 <w:lang w:val="fr-BE"/>
                               </w:rPr>
                             </w:pPr>
@@ -157,65 +157,8 @@
                                 <w:szCs w:val="44"/>
                                 <w:lang w:val="fr-BE"/>
                               </w:rPr>
-                              <w:t>Fiche Signalétique</w:t>
+                              <w:t>Cahier de bord</w:t>
                             </w:r>
-                          </w:p>
-                          <w:p>
-                            <w:pPr>
-                              <w:rPr>
-                                <w:rFonts w:ascii="Arial Narrow" w:hAnsi="Arial Narrow"/>
-                                <w:b/>
-                                <w:color w:val="FFFFFF" w:themeColor="background1"/>
-                                <w:sz w:val="24"/>
-                                <w:szCs w:val="24"/>
-                                <w:lang w:val="fr-BE"/>
-                              </w:rPr>
-                            </w:pPr>
-                            <w:r>
-                              <w:rPr>
-                                <w:rFonts w:ascii="Arial Narrow" w:hAnsi="Arial Narrow"/>
-                                <w:b/>
-                                <w:color w:val="FFFFFF" w:themeColor="background1"/>
-                                <w:sz w:val="24"/>
-                                <w:szCs w:val="24"/>
-                                <w:lang w:val="fr-BE"/>
-                              </w:rPr>
-                              <w:t>Caneva</w:t>
-                            </w:r>
-                            <w:r>
-                              <w:rPr>
-                                <w:rFonts w:ascii="Arial Narrow" w:hAnsi="Arial Narrow"/>
-                                <w:b/>
-                                <w:color w:val="FFFFFF" w:themeColor="background1"/>
-                                <w:sz w:val="24"/>
-                                <w:szCs w:val="24"/>
-                                <w:lang w:val="fr-BE"/>
-                              </w:rPr>
-                              <w:t xml:space="preserve"> de</w:t>
-                            </w:r>
-                            <w:r>
-                              <w:rPr>
-                                <w:rFonts w:ascii="Arial Narrow" w:hAnsi="Arial Narrow"/>
-                                <w:b/>
-                                <w:color w:val="FFFFFF" w:themeColor="background1"/>
-                                <w:sz w:val="24"/>
-                                <w:szCs w:val="24"/>
-                                <w:lang w:val="fr-BE"/>
-                              </w:rPr>
-                              <w:t xml:space="preserve"> suivi de projet.</w:t>
-                            </w:r>
-                          </w:p>
-                          <w:p>
-                            <w:pPr>
-                              <w:rPr>
-                                <w:rFonts w:ascii="Arial Narrow" w:hAnsi="Arial Narrow"/>
-                                <w:b/>
-                                <w:color w:val="FFFFFF" w:themeColor="background1"/>
-                                <w:sz w:val="24"/>
-                                <w:szCs w:val="24"/>
-                                <w:lang w:val="fr-BE"/>
-                              </w:rPr>
-                            </w:pPr>
                           </w:p>
                           <w:p>
                             <w:pPr>
@@ -313,8 +256,8 @@
                           <w:rFonts w:ascii="Arial Narrow" w:hAnsi="Arial Narrow"/>
                           <w:b/>
                           <w:color w:val="FFFFFF" w:themeColor="background1"/>
-                          <w:sz w:val="44"/>
-                          <w:szCs w:val="44"/>
+                          <w:sz w:val="24"/>
+                          <w:szCs w:val="24"/>
                           <w:lang w:val="fr-BE"/>
                         </w:rPr>
                       </w:pPr>
@@ -327,65 +270,8 @@
                           <w:szCs w:val="44"/>
                           <w:lang w:val="fr-BE"/>
                         </w:rPr>
-                        <w:t>Fiche Signalétique</w:t>
+                        <w:t>Cahier de bord</w:t>
                       </w:r>
-                    </w:p>
-                    <w:p>
-                      <w:pPr>
-                        <w:rPr>
-                          <w:rFonts w:ascii="Arial Narrow" w:hAnsi="Arial Narrow"/>
-                          <w:b/>
-                          <w:color w:val="FFFFFF" w:themeColor="background1"/>
-                          <w:sz w:val="24"/>
-                          <w:szCs w:val="24"/>
-                          <w:lang w:val="fr-BE"/>
-                        </w:rPr>
-                      </w:pPr>
-                      <w:r>
-                        <w:rPr>
-                          <w:rFonts w:ascii="Arial Narrow" w:hAnsi="Arial Narrow"/>
-                          <w:b/>
-                          <w:color w:val="FFFFFF" w:themeColor="background1"/>
-                          <w:sz w:val="24"/>
-                          <w:szCs w:val="24"/>
-                          <w:lang w:val="fr-BE"/>
-                        </w:rPr>
-                        <w:t>Caneva</w:t>
-                      </w:r>
-                      <w:r>
-                        <w:rPr>
-                          <w:rFonts w:ascii="Arial Narrow" w:hAnsi="Arial Narrow"/>
-                          <w:b/>
-                          <w:color w:val="FFFFFF" w:themeColor="background1"/>
-                          <w:sz w:val="24"/>
-                          <w:szCs w:val="24"/>
-                          <w:lang w:val="fr-BE"/>
-                        </w:rPr>
-                        <w:t xml:space="preserve"> de</w:t>
-                      </w:r>
-                      <w:r>
-                        <w:rPr>
-                          <w:rFonts w:ascii="Arial Narrow" w:hAnsi="Arial Narrow"/>
-                          <w:b/>
-                          <w:color w:val="FFFFFF" w:themeColor="background1"/>
-                          <w:sz w:val="24"/>
-                          <w:szCs w:val="24"/>
-                          <w:lang w:val="fr-BE"/>
-                        </w:rPr>
-                        <w:t xml:space="preserve"> suivi de projet.</w:t>
-                      </w:r>
-                    </w:p>
-                    <w:p>
-                      <w:pPr>
-                        <w:rPr>
-                          <w:rFonts w:ascii="Arial Narrow" w:hAnsi="Arial Narrow"/>
-                          <w:b/>
-                          <w:color w:val="FFFFFF" w:themeColor="background1"/>
-                          <w:sz w:val="24"/>
-                          <w:szCs w:val="24"/>
-                          <w:lang w:val="fr-BE"/>
-                        </w:rPr>
-                      </w:pPr>
                     </w:p>
                     <w:p>
                       <w:pPr>
@@ -474,6 +360,44 @@
     <w:p/>
     <w:p/>
     <w:p/>
+    <w:p/>
+    <w:p/>
+    <w:p/>
+    <w:p/>
+    <w:p/>
+    <w:p/>
+    <w:p>
+      <w:r>
+        <w:t xml:space="preserve">Auteurs : </w:t>
+      </w:r>
+    </w:p>
+    <w:p>
+      <w:r>
+        <w:t>Debande Aurélien</w:t>
+      </w:r>
+    </w:p>
+    <w:p>
+      <w:r>
+        <w:t>Morelli Ugo</w:t>
+      </w:r>
+    </w:p>
+    <w:p>
+      <w:r>
+        <w:t>Motte Yann</w:t>
+      </w:r>
+    </w:p>
+    <w:p>
+      <w:r>
+        <w:t>Rousche Aurélien</w:t>
+      </w:r>
+    </w:p>
+    <w:p>
+      <w:r>
+        <w:t>Staquet Esteban</w:t>
+      </w:r>
+    </w:p>
+    <w:p/>
+    <w:p/>
     <w:p>
       <w:pPr>
         <w:sectPr>
@@ -543,7 +467,7 @@
           <w:r>
             <w:fldChar w:fldCharType="separate"/>
           </w:r>
-          <w:hyperlink w:anchor="_Toc192751410" w:history="1">
+          <w:hyperlink w:anchor="_Toc215479294" w:history="1">
             <w:r>
               <w:rPr>
                 <w:rStyle w:val="Lienhypertexte"/>
@@ -568,7 +492,7 @@
                 <w:rStyle w:val="Lienhypertexte"/>
                 <w:noProof/>
               </w:rPr>
-              <w:t>Equipe</w:t>
+              <w:t>Informations Générale</w:t>
             </w:r>
             <w:r>
               <w:rPr>
@@ -589,7 +513,7 @@
                 <w:noProof/>
                 <w:webHidden/>
               </w:rPr>
-              <w:instrText xml:space="preserve"> PAGEREF _Toc192751410 \h </w:instrText>
+              <w:instrText xml:space="preserve"> PAGEREF _Toc215479294 \h </w:instrText>
             </w:r>
             <w:r>
               <w:rPr>
@@ -637,7 +561,7 @@
               <w14:ligatures w14:val="standardContextual"/>
             </w:rPr>
           </w:pPr>
-          <w:hyperlink w:anchor="_Toc192751411" w:history="1">
+          <w:hyperlink w:anchor="_Toc215479295" w:history="1">
             <w:r>
               <w:rPr>
                 <w:rStyle w:val="Lienhypertexte"/>
@@ -662,7 +586,7 @@
                 <w:rStyle w:val="Lienhypertexte"/>
                 <w:noProof/>
               </w:rPr>
-              <w:t>Sprint 1</w:t>
+              <w:t>Configuration IPv4</w:t>
             </w:r>
             <w:r>
               <w:rPr>
@@ -683,7 +607,7 @@
                 <w:noProof/>
                 <w:webHidden/>
               </w:rPr>
-              <w:instrText xml:space="preserve"> PAGEREF _Toc192751411 \h </w:instrText>
+              <w:instrText xml:space="preserve"> PAGEREF _Toc215479295 \h </w:instrText>
             </w:r>
             <w:r>
               <w:rPr>
@@ -704,570 +628,6 @@
                 <w:webHidden/>
               </w:rPr>
               <w:t>3</w:t>
-            </w:r>
-            <w:r>
-              <w:rPr>
-                <w:noProof/>
-                <w:webHidden/>
-              </w:rPr>
-              <w:fldChar w:fldCharType="end"/>
-            </w:r>
-          </w:hyperlink>
-        </w:p>
-        <w:p>
-          <w:pPr>
-            <w:pStyle w:val="TM2"/>
-            <w:tabs>
-              <w:tab w:val="left" w:pos="880"/>
-              <w:tab w:val="right" w:leader="dot" w:pos="9062"/>
-            </w:tabs>
-            <w:rPr>
-              <w:rFonts w:eastAsiaTheme="minorEastAsia"/>
-              <w:noProof/>
-              <w:kern w:val="2"/>
-              <w:sz w:val="24"/>
-              <w:szCs w:val="24"/>
-              <w:lang w:val="fr-BE" w:eastAsia="fr-BE"/>
-              <w14:ligatures w14:val="standardContextual"/>
-            </w:rPr>
-          </w:pPr>
-          <w:hyperlink w:anchor="_Toc192751412" w:history="1">
-            <w:r>
-              <w:rPr>
-                <w:rStyle w:val="Lienhypertexte"/>
-                <w:noProof/>
-              </w:rPr>
-              <w:t>2.1</w:t>
-            </w:r>
-            <w:r>
-              <w:rPr>
-                <w:rFonts w:eastAsiaTheme="minorEastAsia"/>
-                <w:noProof/>
-                <w:kern w:val="2"/>
-                <w:sz w:val="24"/>
-                <w:szCs w:val="24"/>
-                <w:lang w:val="fr-BE" w:eastAsia="fr-BE"/>
-                <w14:ligatures w14:val="standardContextual"/>
-              </w:rPr>
-              <w:tab/>
-            </w:r>
-            <w:r>
-              <w:rPr>
-                <w:rStyle w:val="Lienhypertexte"/>
-                <w:noProof/>
-              </w:rPr>
-              <w:t>Product Backlog sélectionné :</w:t>
-            </w:r>
-            <w:r>
-              <w:rPr>
-                <w:noProof/>
-                <w:webHidden/>
-              </w:rPr>
-              <w:tab/>
-            </w:r>
-            <w:r>
-              <w:rPr>
-                <w:noProof/>
-                <w:webHidden/>
-              </w:rPr>
-              <w:fldChar w:fldCharType="begin"/>
-            </w:r>
-            <w:r>
-              <w:rPr>
-                <w:noProof/>
-                <w:webHidden/>
-              </w:rPr>
-              <w:instrText xml:space="preserve"> PAGEREF _Toc192751412 \h </w:instrText>
-            </w:r>
-            <w:r>
-              <w:rPr>
-                <w:noProof/>
-                <w:webHidden/>
-              </w:rPr>
-            </w:r>
-            <w:r>
-              <w:rPr>
-                <w:noProof/>
-                <w:webHidden/>
-              </w:rPr>
-              <w:fldChar w:fldCharType="separate"/>
-            </w:r>
-            <w:r>
-              <w:rPr>
-                <w:noProof/>
-                <w:webHidden/>
-              </w:rPr>
-              <w:t>3</w:t>
-            </w:r>
-            <w:r>
-              <w:rPr>
-                <w:noProof/>
-                <w:webHidden/>
-              </w:rPr>
-              <w:fldChar w:fldCharType="end"/>
-            </w:r>
-          </w:hyperlink>
-        </w:p>
-        <w:p>
-          <w:pPr>
-            <w:pStyle w:val="TM2"/>
-            <w:tabs>
-              <w:tab w:val="left" w:pos="880"/>
-              <w:tab w:val="right" w:leader="dot" w:pos="9062"/>
-            </w:tabs>
-            <w:rPr>
-              <w:rFonts w:eastAsiaTheme="minorEastAsia"/>
-              <w:noProof/>
-              <w:kern w:val="2"/>
-              <w:sz w:val="24"/>
-              <w:szCs w:val="24"/>
-              <w:lang w:val="fr-BE" w:eastAsia="fr-BE"/>
-              <w14:ligatures w14:val="standardContextual"/>
-            </w:rPr>
-          </w:pPr>
-          <w:hyperlink w:anchor="_Toc192751413" w:history="1">
-            <w:r>
-              <w:rPr>
-                <w:rStyle w:val="Lienhypertexte"/>
-                <w:noProof/>
-              </w:rPr>
-              <w:t>2.2</w:t>
-            </w:r>
-            <w:r>
-              <w:rPr>
-                <w:rFonts w:eastAsiaTheme="minorEastAsia"/>
-                <w:noProof/>
-                <w:kern w:val="2"/>
-                <w:sz w:val="24"/>
-                <w:szCs w:val="24"/>
-                <w:lang w:val="fr-BE" w:eastAsia="fr-BE"/>
-                <w14:ligatures w14:val="standardContextual"/>
-              </w:rPr>
-              <w:tab/>
-            </w:r>
-            <w:r>
-              <w:rPr>
-                <w:rStyle w:val="Lienhypertexte"/>
-                <w:noProof/>
-              </w:rPr>
-              <w:t>Définition du DOD (Definition of down) :</w:t>
-            </w:r>
-            <w:r>
-              <w:rPr>
-                <w:noProof/>
-                <w:webHidden/>
-              </w:rPr>
-              <w:tab/>
-            </w:r>
-            <w:r>
-              <w:rPr>
-                <w:noProof/>
-                <w:webHidden/>
-              </w:rPr>
-              <w:fldChar w:fldCharType="begin"/>
-            </w:r>
-            <w:r>
-              <w:rPr>
-                <w:noProof/>
-                <w:webHidden/>
-              </w:rPr>
-              <w:instrText xml:space="preserve"> PAGEREF _Toc192751413 \h </w:instrText>
-            </w:r>
-            <w:r>
-              <w:rPr>
-                <w:noProof/>
-                <w:webHidden/>
-              </w:rPr>
-            </w:r>
-            <w:r>
-              <w:rPr>
-                <w:noProof/>
-                <w:webHidden/>
-              </w:rPr>
-              <w:fldChar w:fldCharType="separate"/>
-            </w:r>
-            <w:r>
-              <w:rPr>
-                <w:noProof/>
-                <w:webHidden/>
-              </w:rPr>
-              <w:t>3</w:t>
-            </w:r>
-            <w:r>
-              <w:rPr>
-                <w:noProof/>
-                <w:webHidden/>
-              </w:rPr>
-              <w:fldChar w:fldCharType="end"/>
-            </w:r>
-          </w:hyperlink>
-        </w:p>
-        <w:p>
-          <w:pPr>
-            <w:pStyle w:val="TM2"/>
-            <w:tabs>
-              <w:tab w:val="left" w:pos="880"/>
-              <w:tab w:val="right" w:leader="dot" w:pos="9062"/>
-            </w:tabs>
-            <w:rPr>
-              <w:rFonts w:eastAsiaTheme="minorEastAsia"/>
-              <w:noProof/>
-              <w:kern w:val="2"/>
-              <w:sz w:val="24"/>
-              <w:szCs w:val="24"/>
-              <w:lang w:val="fr-BE" w:eastAsia="fr-BE"/>
-              <w14:ligatures w14:val="standardContextual"/>
-            </w:rPr>
-          </w:pPr>
-          <w:hyperlink w:anchor="_Toc192751414" w:history="1">
-            <w:r>
-              <w:rPr>
-                <w:rStyle w:val="Lienhypertexte"/>
-                <w:noProof/>
-              </w:rPr>
-              <w:t>2.3</w:t>
-            </w:r>
-            <w:r>
-              <w:rPr>
-                <w:rFonts w:eastAsiaTheme="minorEastAsia"/>
-                <w:noProof/>
-                <w:kern w:val="2"/>
-                <w:sz w:val="24"/>
-                <w:szCs w:val="24"/>
-                <w:lang w:val="fr-BE" w:eastAsia="fr-BE"/>
-                <w14:ligatures w14:val="standardContextual"/>
-              </w:rPr>
-              <w:tab/>
-            </w:r>
-            <w:r>
-              <w:rPr>
-                <w:rStyle w:val="Lienhypertexte"/>
-                <w:noProof/>
-              </w:rPr>
-              <w:t>Daily Scrum  :</w:t>
-            </w:r>
-            <w:r>
-              <w:rPr>
-                <w:noProof/>
-                <w:webHidden/>
-              </w:rPr>
-              <w:tab/>
-            </w:r>
-            <w:r>
-              <w:rPr>
-                <w:noProof/>
-                <w:webHidden/>
-              </w:rPr>
-              <w:fldChar w:fldCharType="begin"/>
-            </w:r>
-            <w:r>
-              <w:rPr>
-                <w:noProof/>
-                <w:webHidden/>
-              </w:rPr>
-              <w:instrText xml:space="preserve"> PAGEREF _Toc192751414 \h </w:instrText>
-            </w:r>
-            <w:r>
-              <w:rPr>
-                <w:noProof/>
-                <w:webHidden/>
-              </w:rPr>
-            </w:r>
-            <w:r>
-              <w:rPr>
-                <w:noProof/>
-                <w:webHidden/>
-              </w:rPr>
-              <w:fldChar w:fldCharType="separate"/>
-            </w:r>
-            <w:r>
-              <w:rPr>
-                <w:noProof/>
-                <w:webHidden/>
-              </w:rPr>
-              <w:t>3</w:t>
-            </w:r>
-            <w:r>
-              <w:rPr>
-                <w:noProof/>
-                <w:webHidden/>
-              </w:rPr>
-              <w:fldChar w:fldCharType="end"/>
-            </w:r>
-          </w:hyperlink>
-        </w:p>
-        <w:p>
-          <w:pPr>
-            <w:pStyle w:val="TM2"/>
-            <w:tabs>
-              <w:tab w:val="left" w:pos="880"/>
-              <w:tab w:val="right" w:leader="dot" w:pos="9062"/>
-            </w:tabs>
-            <w:rPr>
-              <w:rFonts w:eastAsiaTheme="minorEastAsia"/>
-              <w:noProof/>
-              <w:kern w:val="2"/>
-              <w:sz w:val="24"/>
-              <w:szCs w:val="24"/>
-              <w:lang w:val="fr-BE" w:eastAsia="fr-BE"/>
-              <w14:ligatures w14:val="standardContextual"/>
-            </w:rPr>
-          </w:pPr>
-          <w:hyperlink w:anchor="_Toc192751415" w:history="1">
-            <w:r>
-              <w:rPr>
-                <w:rStyle w:val="Lienhypertexte"/>
-                <w:noProof/>
-              </w:rPr>
-              <w:t>2.4</w:t>
-            </w:r>
-            <w:r>
-              <w:rPr>
-                <w:rFonts w:eastAsiaTheme="minorEastAsia"/>
-                <w:noProof/>
-                <w:kern w:val="2"/>
-                <w:sz w:val="24"/>
-                <w:szCs w:val="24"/>
-                <w:lang w:val="fr-BE" w:eastAsia="fr-BE"/>
-                <w14:ligatures w14:val="standardContextual"/>
-              </w:rPr>
-              <w:tab/>
-            </w:r>
-            <w:r>
-              <w:rPr>
-                <w:rStyle w:val="Lienhypertexte"/>
-                <w:noProof/>
-              </w:rPr>
-              <w:t>Vélocité :</w:t>
-            </w:r>
-            <w:r>
-              <w:rPr>
-                <w:noProof/>
-                <w:webHidden/>
-              </w:rPr>
-              <w:tab/>
-            </w:r>
-            <w:r>
-              <w:rPr>
-                <w:noProof/>
-                <w:webHidden/>
-              </w:rPr>
-              <w:fldChar w:fldCharType="begin"/>
-            </w:r>
-            <w:r>
-              <w:rPr>
-                <w:noProof/>
-                <w:webHidden/>
-              </w:rPr>
-              <w:instrText xml:space="preserve"> PAGEREF _Toc192751415 \h </w:instrText>
-            </w:r>
-            <w:r>
-              <w:rPr>
-                <w:noProof/>
-                <w:webHidden/>
-              </w:rPr>
-            </w:r>
-            <w:r>
-              <w:rPr>
-                <w:noProof/>
-                <w:webHidden/>
-              </w:rPr>
-              <w:fldChar w:fldCharType="separate"/>
-            </w:r>
-            <w:r>
-              <w:rPr>
-                <w:noProof/>
-                <w:webHidden/>
-              </w:rPr>
-              <w:t>4</w:t>
-            </w:r>
-            <w:r>
-              <w:rPr>
-                <w:noProof/>
-                <w:webHidden/>
-              </w:rPr>
-              <w:fldChar w:fldCharType="end"/>
-            </w:r>
-          </w:hyperlink>
-        </w:p>
-        <w:p>
-          <w:pPr>
-            <w:pStyle w:val="TM2"/>
-            <w:tabs>
-              <w:tab w:val="left" w:pos="880"/>
-              <w:tab w:val="right" w:leader="dot" w:pos="9062"/>
-            </w:tabs>
-            <w:rPr>
-              <w:rFonts w:eastAsiaTheme="minorEastAsia"/>
-              <w:noProof/>
-              <w:kern w:val="2"/>
-              <w:sz w:val="24"/>
-              <w:szCs w:val="24"/>
-              <w:lang w:val="fr-BE" w:eastAsia="fr-BE"/>
-              <w14:ligatures w14:val="standardContextual"/>
-            </w:rPr>
-          </w:pPr>
-          <w:hyperlink w:anchor="_Toc192751416" w:history="1">
-            <w:r>
-              <w:rPr>
-                <w:rStyle w:val="Lienhypertexte"/>
-                <w:noProof/>
-              </w:rPr>
-              <w:t>2.5</w:t>
-            </w:r>
-            <w:r>
-              <w:rPr>
-                <w:rFonts w:eastAsiaTheme="minorEastAsia"/>
-                <w:noProof/>
-                <w:kern w:val="2"/>
-                <w:sz w:val="24"/>
-                <w:szCs w:val="24"/>
-                <w:lang w:val="fr-BE" w:eastAsia="fr-BE"/>
-                <w14:ligatures w14:val="standardContextual"/>
-              </w:rPr>
-              <w:tab/>
-            </w:r>
-            <w:r>
-              <w:rPr>
-                <w:rStyle w:val="Lienhypertexte"/>
-                <w:noProof/>
-              </w:rPr>
-              <w:t>Sprint Review :</w:t>
-            </w:r>
-            <w:r>
-              <w:rPr>
-                <w:noProof/>
-                <w:webHidden/>
-              </w:rPr>
-              <w:tab/>
-            </w:r>
-            <w:r>
-              <w:rPr>
-                <w:noProof/>
-                <w:webHidden/>
-              </w:rPr>
-              <w:fldChar w:fldCharType="begin"/>
-            </w:r>
-            <w:r>
-              <w:rPr>
-                <w:noProof/>
-                <w:webHidden/>
-              </w:rPr>
-              <w:instrText xml:space="preserve"> PAGEREF _Toc192751416 \h </w:instrText>
-            </w:r>
-            <w:r>
-              <w:rPr>
-                <w:noProof/>
-                <w:webHidden/>
-              </w:rPr>
-            </w:r>
-            <w:r>
-              <w:rPr>
-                <w:noProof/>
-                <w:webHidden/>
-              </w:rPr>
-              <w:fldChar w:fldCharType="separate"/>
-            </w:r>
-            <w:r>
-              <w:rPr>
-                <w:noProof/>
-                <w:webHidden/>
-              </w:rPr>
-              <w:t>4</w:t>
-            </w:r>
-            <w:r>
-              <w:rPr>
-                <w:noProof/>
-                <w:webHidden/>
-              </w:rPr>
-              <w:fldChar w:fldCharType="end"/>
-            </w:r>
-          </w:hyperlink>
-        </w:p>
-        <w:p>
-          <w:pPr>
-            <w:pStyle w:val="TM2"/>
-            <w:tabs>
-              <w:tab w:val="left" w:pos="880"/>
-              <w:tab w:val="right" w:leader="dot" w:pos="9062"/>
-            </w:tabs>
-            <w:rPr>
-              <w:rFonts w:eastAsiaTheme="minorEastAsia"/>
-              <w:noProof/>
-              <w:kern w:val="2"/>
-              <w:sz w:val="24"/>
-              <w:szCs w:val="24"/>
-              <w:lang w:val="fr-BE" w:eastAsia="fr-BE"/>
-              <w14:ligatures w14:val="standardContextual"/>
-            </w:rPr>
-          </w:pPr>
-          <w:hyperlink w:anchor="_Toc192751417" w:history="1">
-            <w:r>
-              <w:rPr>
-                <w:rStyle w:val="Lienhypertexte"/>
-                <w:noProof/>
-              </w:rPr>
-              <w:t>2.6</w:t>
-            </w:r>
-            <w:r>
-              <w:rPr>
-                <w:rFonts w:eastAsiaTheme="minorEastAsia"/>
-                <w:noProof/>
-                <w:kern w:val="2"/>
-                <w:sz w:val="24"/>
-                <w:szCs w:val="24"/>
-                <w:lang w:val="fr-BE" w:eastAsia="fr-BE"/>
-                <w14:ligatures w14:val="standardContextual"/>
-              </w:rPr>
-              <w:tab/>
-            </w:r>
-            <w:r>
-              <w:rPr>
-                <w:rStyle w:val="Lienhypertexte"/>
-                <w:noProof/>
-              </w:rPr>
-              <w:t>Sprint Retrospective :</w:t>
-            </w:r>
-            <w:r>
-              <w:rPr>
-                <w:noProof/>
-                <w:webHidden/>
-              </w:rPr>
-              <w:tab/>
-            </w:r>
-            <w:r>
-              <w:rPr>
-                <w:noProof/>
-                <w:webHidden/>
-              </w:rPr>
-              <w:fldChar w:fldCharType="begin"/>
-            </w:r>
-            <w:r>
-              <w:rPr>
-                <w:noProof/>
-                <w:webHidden/>
-              </w:rPr>
-              <w:instrText xml:space="preserve"> PAGEREF _Toc192751417 \h </w:instrText>
-            </w:r>
-            <w:r>
-              <w:rPr>
-                <w:noProof/>
-                <w:webHidden/>
-              </w:rPr>
-            </w:r>
-            <w:r>
-              <w:rPr>
-                <w:noProof/>
-                <w:webHidden/>
-              </w:rPr>
-              <w:fldChar w:fldCharType="separate"/>
-            </w:r>
-            <w:r>
-              <w:rPr>
-                <w:noProof/>
-                <w:webHidden/>
-              </w:rPr>
-              <w:t>4</w:t>
             </w:r>
             <w:r>
               <w:rPr>
@@ -1295,7 +655,7 @@
               <w14:ligatures w14:val="standardContextual"/>
             </w:rPr>
           </w:pPr>
-          <w:hyperlink w:anchor="_Toc192751418" w:history="1">
+          <w:hyperlink w:anchor="_Toc215479296" w:history="1">
             <w:r>
               <w:rPr>
                 <w:rStyle w:val="Lienhypertexte"/>
@@ -1320,7 +680,7 @@
                 <w:rStyle w:val="Lienhypertexte"/>
                 <w:noProof/>
               </w:rPr>
-              <w:t>Sprint 2</w:t>
+              <w:t>VLANs par site</w:t>
             </w:r>
             <w:r>
               <w:rPr>
@@ -1341,7 +701,7 @@
                 <w:noProof/>
                 <w:webHidden/>
               </w:rPr>
-              <w:instrText xml:space="preserve"> PAGEREF _Toc192751418 \h </w:instrText>
+              <w:instrText xml:space="preserve"> PAGEREF _Toc215479296 \h </w:instrText>
             </w:r>
             <w:r>
               <w:rPr>
@@ -1361,7 +721,759 @@
                 <w:noProof/>
                 <w:webHidden/>
               </w:rPr>
+              <w:t>3</w:t>
+            </w:r>
+            <w:r>
+              <w:rPr>
+                <w:noProof/>
+                <w:webHidden/>
+              </w:rPr>
+              <w:fldChar w:fldCharType="end"/>
+            </w:r>
+          </w:hyperlink>
+        </w:p>
+        <w:p>
+          <w:pPr>
+            <w:pStyle w:val="TM1"/>
+            <w:tabs>
+              <w:tab w:val="left" w:pos="440"/>
+              <w:tab w:val="right" w:leader="dot" w:pos="9062"/>
+            </w:tabs>
+            <w:rPr>
+              <w:rFonts w:eastAsiaTheme="minorEastAsia"/>
+              <w:noProof/>
+              <w:kern w:val="2"/>
+              <w:sz w:val="24"/>
+              <w:szCs w:val="24"/>
+              <w:lang w:val="fr-BE" w:eastAsia="fr-BE"/>
+              <w14:ligatures w14:val="standardContextual"/>
+            </w:rPr>
+          </w:pPr>
+          <w:hyperlink w:anchor="_Toc215479297" w:history="1">
+            <w:r>
+              <w:rPr>
+                <w:rStyle w:val="Lienhypertexte"/>
+                <w:noProof/>
+              </w:rPr>
               <w:t>4</w:t>
+            </w:r>
+            <w:r>
+              <w:rPr>
+                <w:rFonts w:eastAsiaTheme="minorEastAsia"/>
+                <w:noProof/>
+                <w:kern w:val="2"/>
+                <w:sz w:val="24"/>
+                <w:szCs w:val="24"/>
+                <w:lang w:val="fr-BE" w:eastAsia="fr-BE"/>
+                <w14:ligatures w14:val="standardContextual"/>
+              </w:rPr>
+              <w:tab/>
+            </w:r>
+            <w:r>
+              <w:rPr>
+                <w:rStyle w:val="Lienhypertexte"/>
+                <w:noProof/>
+              </w:rPr>
+              <w:t>DHCP</w:t>
+            </w:r>
+            <w:r>
+              <w:rPr>
+                <w:noProof/>
+                <w:webHidden/>
+              </w:rPr>
+              <w:tab/>
+            </w:r>
+            <w:r>
+              <w:rPr>
+                <w:noProof/>
+                <w:webHidden/>
+              </w:rPr>
+              <w:fldChar w:fldCharType="begin"/>
+            </w:r>
+            <w:r>
+              <w:rPr>
+                <w:noProof/>
+                <w:webHidden/>
+              </w:rPr>
+              <w:instrText xml:space="preserve"> PAGEREF _Toc215479297 \h </w:instrText>
+            </w:r>
+            <w:r>
+              <w:rPr>
+                <w:noProof/>
+                <w:webHidden/>
+              </w:rPr>
+            </w:r>
+            <w:r>
+              <w:rPr>
+                <w:noProof/>
+                <w:webHidden/>
+              </w:rPr>
+              <w:fldChar w:fldCharType="separate"/>
+            </w:r>
+            <w:r>
+              <w:rPr>
+                <w:noProof/>
+                <w:webHidden/>
+              </w:rPr>
+              <w:t>3</w:t>
+            </w:r>
+            <w:r>
+              <w:rPr>
+                <w:noProof/>
+                <w:webHidden/>
+              </w:rPr>
+              <w:fldChar w:fldCharType="end"/>
+            </w:r>
+          </w:hyperlink>
+        </w:p>
+        <w:p>
+          <w:pPr>
+            <w:pStyle w:val="TM1"/>
+            <w:tabs>
+              <w:tab w:val="left" w:pos="440"/>
+              <w:tab w:val="right" w:leader="dot" w:pos="9062"/>
+            </w:tabs>
+            <w:rPr>
+              <w:rFonts w:eastAsiaTheme="minorEastAsia"/>
+              <w:noProof/>
+              <w:kern w:val="2"/>
+              <w:sz w:val="24"/>
+              <w:szCs w:val="24"/>
+              <w:lang w:val="fr-BE" w:eastAsia="fr-BE"/>
+              <w14:ligatures w14:val="standardContextual"/>
+            </w:rPr>
+          </w:pPr>
+          <w:hyperlink w:anchor="_Toc215479298" w:history="1">
+            <w:r>
+              <w:rPr>
+                <w:rStyle w:val="Lienhypertexte"/>
+                <w:noProof/>
+              </w:rPr>
+              <w:t>5</w:t>
+            </w:r>
+            <w:r>
+              <w:rPr>
+                <w:rFonts w:eastAsiaTheme="minorEastAsia"/>
+                <w:noProof/>
+                <w:kern w:val="2"/>
+                <w:sz w:val="24"/>
+                <w:szCs w:val="24"/>
+                <w:lang w:val="fr-BE" w:eastAsia="fr-BE"/>
+                <w14:ligatures w14:val="standardContextual"/>
+              </w:rPr>
+              <w:tab/>
+            </w:r>
+            <w:r>
+              <w:rPr>
+                <w:rStyle w:val="Lienhypertexte"/>
+                <w:noProof/>
+              </w:rPr>
+              <w:t>Active Directory</w:t>
+            </w:r>
+            <w:r>
+              <w:rPr>
+                <w:noProof/>
+                <w:webHidden/>
+              </w:rPr>
+              <w:tab/>
+            </w:r>
+            <w:r>
+              <w:rPr>
+                <w:noProof/>
+                <w:webHidden/>
+              </w:rPr>
+              <w:fldChar w:fldCharType="begin"/>
+            </w:r>
+            <w:r>
+              <w:rPr>
+                <w:noProof/>
+                <w:webHidden/>
+              </w:rPr>
+              <w:instrText xml:space="preserve"> PAGEREF _Toc215479298 \h </w:instrText>
+            </w:r>
+            <w:r>
+              <w:rPr>
+                <w:noProof/>
+                <w:webHidden/>
+              </w:rPr>
+            </w:r>
+            <w:r>
+              <w:rPr>
+                <w:noProof/>
+                <w:webHidden/>
+              </w:rPr>
+              <w:fldChar w:fldCharType="separate"/>
+            </w:r>
+            <w:r>
+              <w:rPr>
+                <w:noProof/>
+                <w:webHidden/>
+              </w:rPr>
+              <w:t>4</w:t>
+            </w:r>
+            <w:r>
+              <w:rPr>
+                <w:noProof/>
+                <w:webHidden/>
+              </w:rPr>
+              <w:fldChar w:fldCharType="end"/>
+            </w:r>
+          </w:hyperlink>
+        </w:p>
+        <w:p>
+          <w:pPr>
+            <w:pStyle w:val="TM1"/>
+            <w:tabs>
+              <w:tab w:val="left" w:pos="440"/>
+              <w:tab w:val="right" w:leader="dot" w:pos="9062"/>
+            </w:tabs>
+            <w:rPr>
+              <w:rFonts w:eastAsiaTheme="minorEastAsia"/>
+              <w:noProof/>
+              <w:kern w:val="2"/>
+              <w:sz w:val="24"/>
+              <w:szCs w:val="24"/>
+              <w:lang w:val="fr-BE" w:eastAsia="fr-BE"/>
+              <w14:ligatures w14:val="standardContextual"/>
+            </w:rPr>
+          </w:pPr>
+          <w:hyperlink w:anchor="_Toc215479299" w:history="1">
+            <w:r>
+              <w:rPr>
+                <w:rStyle w:val="Lienhypertexte"/>
+                <w:noProof/>
+              </w:rPr>
+              <w:t>6</w:t>
+            </w:r>
+            <w:r>
+              <w:rPr>
+                <w:rFonts w:eastAsiaTheme="minorEastAsia"/>
+                <w:noProof/>
+                <w:kern w:val="2"/>
+                <w:sz w:val="24"/>
+                <w:szCs w:val="24"/>
+                <w:lang w:val="fr-BE" w:eastAsia="fr-BE"/>
+                <w14:ligatures w14:val="standardContextual"/>
+              </w:rPr>
+              <w:tab/>
+            </w:r>
+            <w:r>
+              <w:rPr>
+                <w:rStyle w:val="Lienhypertexte"/>
+                <w:noProof/>
+              </w:rPr>
+              <w:t>Dossiers partagés &amp; Permissions</w:t>
+            </w:r>
+            <w:r>
+              <w:rPr>
+                <w:noProof/>
+                <w:webHidden/>
+              </w:rPr>
+              <w:tab/>
+            </w:r>
+            <w:r>
+              <w:rPr>
+                <w:noProof/>
+                <w:webHidden/>
+              </w:rPr>
+              <w:fldChar w:fldCharType="begin"/>
+            </w:r>
+            <w:r>
+              <w:rPr>
+                <w:noProof/>
+                <w:webHidden/>
+              </w:rPr>
+              <w:instrText xml:space="preserve"> PAGEREF _Toc215479299 \h </w:instrText>
+            </w:r>
+            <w:r>
+              <w:rPr>
+                <w:noProof/>
+                <w:webHidden/>
+              </w:rPr>
+            </w:r>
+            <w:r>
+              <w:rPr>
+                <w:noProof/>
+                <w:webHidden/>
+              </w:rPr>
+              <w:fldChar w:fldCharType="separate"/>
+            </w:r>
+            <w:r>
+              <w:rPr>
+                <w:noProof/>
+                <w:webHidden/>
+              </w:rPr>
+              <w:t>4</w:t>
+            </w:r>
+            <w:r>
+              <w:rPr>
+                <w:noProof/>
+                <w:webHidden/>
+              </w:rPr>
+              <w:fldChar w:fldCharType="end"/>
+            </w:r>
+          </w:hyperlink>
+        </w:p>
+        <w:p>
+          <w:pPr>
+            <w:pStyle w:val="TM1"/>
+            <w:tabs>
+              <w:tab w:val="left" w:pos="440"/>
+              <w:tab w:val="right" w:leader="dot" w:pos="9062"/>
+            </w:tabs>
+            <w:rPr>
+              <w:rFonts w:eastAsiaTheme="minorEastAsia"/>
+              <w:noProof/>
+              <w:kern w:val="2"/>
+              <w:sz w:val="24"/>
+              <w:szCs w:val="24"/>
+              <w:lang w:val="fr-BE" w:eastAsia="fr-BE"/>
+              <w14:ligatures w14:val="standardContextual"/>
+            </w:rPr>
+          </w:pPr>
+          <w:hyperlink w:anchor="_Toc215479300" w:history="1">
+            <w:r>
+              <w:rPr>
+                <w:rStyle w:val="Lienhypertexte"/>
+                <w:noProof/>
+              </w:rPr>
+              <w:t>7</w:t>
+            </w:r>
+            <w:r>
+              <w:rPr>
+                <w:rFonts w:eastAsiaTheme="minorEastAsia"/>
+                <w:noProof/>
+                <w:kern w:val="2"/>
+                <w:sz w:val="24"/>
+                <w:szCs w:val="24"/>
+                <w:lang w:val="fr-BE" w:eastAsia="fr-BE"/>
+                <w14:ligatures w14:val="standardContextual"/>
+              </w:rPr>
+              <w:tab/>
+            </w:r>
+            <w:r>
+              <w:rPr>
+                <w:rStyle w:val="Lienhypertexte"/>
+                <w:noProof/>
+              </w:rPr>
+              <w:t>Quotas</w:t>
+            </w:r>
+            <w:r>
+              <w:rPr>
+                <w:noProof/>
+                <w:webHidden/>
+              </w:rPr>
+              <w:tab/>
+            </w:r>
+            <w:r>
+              <w:rPr>
+                <w:noProof/>
+                <w:webHidden/>
+              </w:rPr>
+              <w:fldChar w:fldCharType="begin"/>
+            </w:r>
+            <w:r>
+              <w:rPr>
+                <w:noProof/>
+                <w:webHidden/>
+              </w:rPr>
+              <w:instrText xml:space="preserve"> PAGEREF _Toc215479300 \h </w:instrText>
+            </w:r>
+            <w:r>
+              <w:rPr>
+                <w:noProof/>
+                <w:webHidden/>
+              </w:rPr>
+            </w:r>
+            <w:r>
+              <w:rPr>
+                <w:noProof/>
+                <w:webHidden/>
+              </w:rPr>
+              <w:fldChar w:fldCharType="separate"/>
+            </w:r>
+            <w:r>
+              <w:rPr>
+                <w:noProof/>
+                <w:webHidden/>
+              </w:rPr>
+              <w:t>4</w:t>
+            </w:r>
+            <w:r>
+              <w:rPr>
+                <w:noProof/>
+                <w:webHidden/>
+              </w:rPr>
+              <w:fldChar w:fldCharType="end"/>
+            </w:r>
+          </w:hyperlink>
+        </w:p>
+        <w:p>
+          <w:pPr>
+            <w:pStyle w:val="TM1"/>
+            <w:tabs>
+              <w:tab w:val="left" w:pos="440"/>
+              <w:tab w:val="right" w:leader="dot" w:pos="9062"/>
+            </w:tabs>
+            <w:rPr>
+              <w:rFonts w:eastAsiaTheme="minorEastAsia"/>
+              <w:noProof/>
+              <w:kern w:val="2"/>
+              <w:sz w:val="24"/>
+              <w:szCs w:val="24"/>
+              <w:lang w:val="fr-BE" w:eastAsia="fr-BE"/>
+              <w14:ligatures w14:val="standardContextual"/>
+            </w:rPr>
+          </w:pPr>
+          <w:hyperlink w:anchor="_Toc215479301" w:history="1">
+            <w:r>
+              <w:rPr>
+                <w:rStyle w:val="Lienhypertexte"/>
+                <w:noProof/>
+              </w:rPr>
+              <w:t>8</w:t>
+            </w:r>
+            <w:r>
+              <w:rPr>
+                <w:rFonts w:eastAsiaTheme="minorEastAsia"/>
+                <w:noProof/>
+                <w:kern w:val="2"/>
+                <w:sz w:val="24"/>
+                <w:szCs w:val="24"/>
+                <w:lang w:val="fr-BE" w:eastAsia="fr-BE"/>
+                <w14:ligatures w14:val="standardContextual"/>
+              </w:rPr>
+              <w:tab/>
+            </w:r>
+            <w:r>
+              <w:rPr>
+                <w:rStyle w:val="Lienhypertexte"/>
+                <w:noProof/>
+              </w:rPr>
+              <w:t>Filtrage</w:t>
+            </w:r>
+            <w:r>
+              <w:rPr>
+                <w:noProof/>
+                <w:webHidden/>
+              </w:rPr>
+              <w:tab/>
+            </w:r>
+            <w:r>
+              <w:rPr>
+                <w:noProof/>
+                <w:webHidden/>
+              </w:rPr>
+              <w:fldChar w:fldCharType="begin"/>
+            </w:r>
+            <w:r>
+              <w:rPr>
+                <w:noProof/>
+                <w:webHidden/>
+              </w:rPr>
+              <w:instrText xml:space="preserve"> PAGEREF _Toc215479301 \h </w:instrText>
+            </w:r>
+            <w:r>
+              <w:rPr>
+                <w:noProof/>
+                <w:webHidden/>
+              </w:rPr>
+            </w:r>
+            <w:r>
+              <w:rPr>
+                <w:noProof/>
+                <w:webHidden/>
+              </w:rPr>
+              <w:fldChar w:fldCharType="separate"/>
+            </w:r>
+            <w:r>
+              <w:rPr>
+                <w:noProof/>
+                <w:webHidden/>
+              </w:rPr>
+              <w:t>4</w:t>
+            </w:r>
+            <w:r>
+              <w:rPr>
+                <w:noProof/>
+                <w:webHidden/>
+              </w:rPr>
+              <w:fldChar w:fldCharType="end"/>
+            </w:r>
+          </w:hyperlink>
+        </w:p>
+        <w:p>
+          <w:pPr>
+            <w:pStyle w:val="TM1"/>
+            <w:tabs>
+              <w:tab w:val="left" w:pos="440"/>
+              <w:tab w:val="right" w:leader="dot" w:pos="9062"/>
+            </w:tabs>
+            <w:rPr>
+              <w:rFonts w:eastAsiaTheme="minorEastAsia"/>
+              <w:noProof/>
+              <w:kern w:val="2"/>
+              <w:sz w:val="24"/>
+              <w:szCs w:val="24"/>
+              <w:lang w:val="fr-BE" w:eastAsia="fr-BE"/>
+              <w14:ligatures w14:val="standardContextual"/>
+            </w:rPr>
+          </w:pPr>
+          <w:hyperlink w:anchor="_Toc215479302" w:history="1">
+            <w:r>
+              <w:rPr>
+                <w:rStyle w:val="Lienhypertexte"/>
+                <w:noProof/>
+              </w:rPr>
+              <w:t>9</w:t>
+            </w:r>
+            <w:r>
+              <w:rPr>
+                <w:rFonts w:eastAsiaTheme="minorEastAsia"/>
+                <w:noProof/>
+                <w:kern w:val="2"/>
+                <w:sz w:val="24"/>
+                <w:szCs w:val="24"/>
+                <w:lang w:val="fr-BE" w:eastAsia="fr-BE"/>
+                <w14:ligatures w14:val="standardContextual"/>
+              </w:rPr>
+              <w:tab/>
+            </w:r>
+            <w:r>
+              <w:rPr>
+                <w:rStyle w:val="Lienhypertexte"/>
+                <w:noProof/>
+              </w:rPr>
+              <w:t>GPO</w:t>
+            </w:r>
+            <w:r>
+              <w:rPr>
+                <w:noProof/>
+                <w:webHidden/>
+              </w:rPr>
+              <w:tab/>
+            </w:r>
+            <w:r>
+              <w:rPr>
+                <w:noProof/>
+                <w:webHidden/>
+              </w:rPr>
+              <w:fldChar w:fldCharType="begin"/>
+            </w:r>
+            <w:r>
+              <w:rPr>
+                <w:noProof/>
+                <w:webHidden/>
+              </w:rPr>
+              <w:instrText xml:space="preserve"> PAGEREF _Toc215479302 \h </w:instrText>
+            </w:r>
+            <w:r>
+              <w:rPr>
+                <w:noProof/>
+                <w:webHidden/>
+              </w:rPr>
+            </w:r>
+            <w:r>
+              <w:rPr>
+                <w:noProof/>
+                <w:webHidden/>
+              </w:rPr>
+              <w:fldChar w:fldCharType="separate"/>
+            </w:r>
+            <w:r>
+              <w:rPr>
+                <w:noProof/>
+                <w:webHidden/>
+              </w:rPr>
+              <w:t>5</w:t>
+            </w:r>
+            <w:r>
+              <w:rPr>
+                <w:noProof/>
+                <w:webHidden/>
+              </w:rPr>
+              <w:fldChar w:fldCharType="end"/>
+            </w:r>
+          </w:hyperlink>
+        </w:p>
+        <w:p>
+          <w:pPr>
+            <w:pStyle w:val="TM1"/>
+            <w:tabs>
+              <w:tab w:val="left" w:pos="660"/>
+              <w:tab w:val="right" w:leader="dot" w:pos="9062"/>
+            </w:tabs>
+            <w:rPr>
+              <w:rFonts w:eastAsiaTheme="minorEastAsia"/>
+              <w:noProof/>
+              <w:kern w:val="2"/>
+              <w:sz w:val="24"/>
+              <w:szCs w:val="24"/>
+              <w:lang w:val="fr-BE" w:eastAsia="fr-BE"/>
+              <w14:ligatures w14:val="standardContextual"/>
+            </w:rPr>
+          </w:pPr>
+          <w:hyperlink w:anchor="_Toc215479303" w:history="1">
+            <w:r>
+              <w:rPr>
+                <w:rStyle w:val="Lienhypertexte"/>
+                <w:noProof/>
+              </w:rPr>
+              <w:t>10</w:t>
+            </w:r>
+            <w:r>
+              <w:rPr>
+                <w:rFonts w:eastAsiaTheme="minorEastAsia"/>
+                <w:noProof/>
+                <w:kern w:val="2"/>
+                <w:sz w:val="24"/>
+                <w:szCs w:val="24"/>
+                <w:lang w:val="fr-BE" w:eastAsia="fr-BE"/>
+                <w14:ligatures w14:val="standardContextual"/>
+              </w:rPr>
+              <w:tab/>
+            </w:r>
+            <w:r>
+              <w:rPr>
+                <w:rStyle w:val="Lienhypertexte"/>
+                <w:noProof/>
+              </w:rPr>
+              <w:t>Sauvegarde</w:t>
+            </w:r>
+            <w:r>
+              <w:rPr>
+                <w:noProof/>
+                <w:webHidden/>
+              </w:rPr>
+              <w:tab/>
+            </w:r>
+            <w:r>
+              <w:rPr>
+                <w:noProof/>
+                <w:webHidden/>
+              </w:rPr>
+              <w:fldChar w:fldCharType="begin"/>
+            </w:r>
+            <w:r>
+              <w:rPr>
+                <w:noProof/>
+                <w:webHidden/>
+              </w:rPr>
+              <w:instrText xml:space="preserve"> PAGEREF _Toc215479303 \h </w:instrText>
+            </w:r>
+            <w:r>
+              <w:rPr>
+                <w:noProof/>
+                <w:webHidden/>
+              </w:rPr>
+            </w:r>
+            <w:r>
+              <w:rPr>
+                <w:noProof/>
+                <w:webHidden/>
+              </w:rPr>
+              <w:fldChar w:fldCharType="separate"/>
+            </w:r>
+            <w:r>
+              <w:rPr>
+                <w:noProof/>
+                <w:webHidden/>
+              </w:rPr>
+              <w:t>5</w:t>
+            </w:r>
+            <w:r>
+              <w:rPr>
+                <w:noProof/>
+                <w:webHidden/>
+              </w:rPr>
+              <w:fldChar w:fldCharType="end"/>
+            </w:r>
+          </w:hyperlink>
+        </w:p>
+        <w:p>
+          <w:pPr>
+            <w:pStyle w:val="TM1"/>
+            <w:tabs>
+              <w:tab w:val="left" w:pos="660"/>
+              <w:tab w:val="right" w:leader="dot" w:pos="9062"/>
+            </w:tabs>
+            <w:rPr>
+              <w:rFonts w:eastAsiaTheme="minorEastAsia"/>
+              <w:noProof/>
+              <w:kern w:val="2"/>
+              <w:sz w:val="24"/>
+              <w:szCs w:val="24"/>
+              <w:lang w:val="fr-BE" w:eastAsia="fr-BE"/>
+              <w14:ligatures w14:val="standardContextual"/>
+            </w:rPr>
+          </w:pPr>
+          <w:hyperlink w:anchor="_Toc215479304" w:history="1">
+            <w:r>
+              <w:rPr>
+                <w:rStyle w:val="Lienhypertexte"/>
+                <w:noProof/>
+              </w:rPr>
+              <w:t>11</w:t>
+            </w:r>
+            <w:r>
+              <w:rPr>
+                <w:rFonts w:eastAsiaTheme="minorEastAsia"/>
+                <w:noProof/>
+                <w:kern w:val="2"/>
+                <w:sz w:val="24"/>
+                <w:szCs w:val="24"/>
+                <w:lang w:val="fr-BE" w:eastAsia="fr-BE"/>
+                <w14:ligatures w14:val="standardContextual"/>
+              </w:rPr>
+              <w:tab/>
+            </w:r>
+            <w:r>
+              <w:rPr>
+                <w:rStyle w:val="Lienhypertexte"/>
+                <w:noProof/>
+              </w:rPr>
+              <w:t>Optionnel</w:t>
+            </w:r>
+            <w:r>
+              <w:rPr>
+                <w:noProof/>
+                <w:webHidden/>
+              </w:rPr>
+              <w:tab/>
+            </w:r>
+            <w:r>
+              <w:rPr>
+                <w:noProof/>
+                <w:webHidden/>
+              </w:rPr>
+              <w:fldChar w:fldCharType="begin"/>
+            </w:r>
+            <w:r>
+              <w:rPr>
+                <w:noProof/>
+                <w:webHidden/>
+              </w:rPr>
+              <w:instrText xml:space="preserve"> PAGEREF _Toc215479304 \h </w:instrText>
+            </w:r>
+            <w:r>
+              <w:rPr>
+                <w:noProof/>
+                <w:webHidden/>
+              </w:rPr>
+            </w:r>
+            <w:r>
+              <w:rPr>
+                <w:noProof/>
+                <w:webHidden/>
+              </w:rPr>
+              <w:fldChar w:fldCharType="separate"/>
+            </w:r>
+            <w:r>
+              <w:rPr>
+                <w:noProof/>
+                <w:webHidden/>
+              </w:rPr>
+              <w:t>5</w:t>
             </w:r>
             <w:r>
               <w:rPr>
@@ -1406,9 +1518,11 @@
         <w:lastRenderedPageBreak/>
         <w:t xml:space="preserve"> </w:t>
       </w:r>
+      <w:bookmarkStart w:id="0" w:name="_Toc215479294"/>
       <w:r>
         <w:t>Informations Générale</w:t>
       </w:r>
+      <w:bookmarkEnd w:id="0"/>
     </w:p>
     <w:p/>
     <w:tbl>
@@ -1433,11 +1547,7 @@
             <w:tcW w:w="0" w:type="auto"/>
             <w:hideMark/>
           </w:tcPr>
-          <w:p>
-            <w:r>
-              <w:t>Élément</w:t>
-            </w:r>
-          </w:p>
+          <w:p/>
         </w:tc>
         <w:tc>
           <w:tcPr>
@@ -1448,9 +1558,6 @@
             <w:pPr>
               <w:cnfStyle w:val="100000000000" w:firstRow="1" w:lastRow="0" w:firstColumn="0" w:lastColumn="0" w:oddVBand="0" w:evenVBand="0" w:oddHBand="0" w:evenHBand="0" w:firstRowFirstColumn="0" w:firstRowLastColumn="0" w:lastRowFirstColumn="0" w:lastRowLastColumn="0"/>
             </w:pPr>
-            <w:r>
-              <w:t>Valeur</w:t>
-            </w:r>
           </w:p>
         </w:tc>
       </w:tr>
@@ -1493,7 +1600,16 @@
                 <w:iCs/>
                 <w:sz w:val="26"/>
               </w:rPr>
-              <w:t>DC-Root-Madrid</w:t>
+              <w:t>P</w:t>
+            </w:r>
+            <w:r>
+              <w:rPr>
+                <w:rFonts w:asciiTheme="majorHAnsi" w:eastAsiaTheme="majorEastAsia" w:hAnsiTheme="majorHAnsi" w:cstheme="majorBidi"/>
+                <w:i/>
+                <w:iCs/>
+                <w:sz w:val="26"/>
+              </w:rPr>
+              <w:t>C-Madrid</w:t>
             </w:r>
           </w:p>
         </w:tc>
@@ -1529,6 +1645,7 @@
                 <w:sz w:val="26"/>
               </w:rPr>
             </w:pPr>
+            <w:proofErr w:type="spellStart"/>
             <w:r>
               <w:rPr>
                 <w:rFonts w:asciiTheme="majorHAnsi" w:eastAsiaTheme="majorEastAsia" w:hAnsiTheme="majorHAnsi" w:cstheme="majorBidi"/>
@@ -1538,6 +1655,7 @@
               </w:rPr>
               <w:t>espagne.lan</w:t>
             </w:r>
+            <w:proofErr w:type="spellEnd"/>
           </w:p>
         </w:tc>
       </w:tr>
@@ -1573,6 +1691,7 @@
                 <w:sz w:val="26"/>
               </w:rPr>
             </w:pPr>
+            <w:proofErr w:type="spellStart"/>
             <w:r>
               <w:rPr>
                 <w:rFonts w:asciiTheme="majorHAnsi" w:eastAsiaTheme="majorEastAsia" w:hAnsiTheme="majorHAnsi" w:cstheme="majorBidi"/>
@@ -1582,6 +1701,7 @@
               </w:rPr>
               <w:t>espagne.lan</w:t>
             </w:r>
+            <w:proofErr w:type="spellEnd"/>
           </w:p>
         </w:tc>
       </w:tr>
@@ -1635,25 +1755,22 @@
                 <w:iCs/>
                 <w:sz w:val="26"/>
               </w:rPr>
-              <w:t>Séville</w:t>
-            </w:r>
-            <w:r>
-              <w:rPr>
-                <w:rFonts w:asciiTheme="majorHAnsi" w:eastAsiaTheme="majorEastAsia" w:hAnsiTheme="majorHAnsi" w:cstheme="majorBidi"/>
-                <w:i/>
-                <w:iCs/>
-                <w:sz w:val="26"/>
-              </w:rPr>
-              <w:t xml:space="preserve"> (DC Read-Only)</w:t>
+              <w:t>Séville (DC Read-Only)</w:t>
             </w:r>
           </w:p>
         </w:tc>
       </w:tr>
     </w:tbl>
     <w:p>
-      <w:pPr>
-        <w:pStyle w:val="Paragraphedeliste"/>
-      </w:pPr>
+      <w:r>
+        <w:t>Disque virtuelle</w:t>
+      </w:r>
+      <w:r>
+        <w:t xml:space="preserve"> VM</w:t>
+      </w:r>
+      <w:r>
+        <w:t xml:space="preserve">: 101Go </w:t>
+      </w:r>
     </w:p>
     <w:p>
       <w:pPr>
@@ -1663,14 +1780,16 @@
           <w:numId w:val="4"/>
         </w:numPr>
       </w:pPr>
-      <w:bookmarkStart w:id="0" w:name="_Toc215472164"/>
-      <w:bookmarkStart w:id="1" w:name="_Hlk215473169"/>
+      <w:bookmarkStart w:id="1" w:name="_Toc215472164"/>
+      <w:bookmarkStart w:id="2" w:name="_Hlk215473169"/>
+      <w:bookmarkStart w:id="3" w:name="_Toc215479295"/>
       <w:r>
         <w:t>Configuration IPv4</w:t>
       </w:r>
-      <w:bookmarkEnd w:id="0"/>
+      <w:bookmarkEnd w:id="1"/>
+      <w:bookmarkEnd w:id="3"/>
     </w:p>
-    <w:bookmarkEnd w:id="1"/>
+    <w:bookmarkEnd w:id="2"/>
     <w:p/>
     <w:p>
       <w:pPr>
@@ -1684,6 +1803,19 @@
         </w:rPr>
         <w:t>IPv4/Mask : 10.4.0.0/21</w:t>
       </w:r>
+    </w:p>
+    <w:p>
+      <w:pPr>
+        <w:rPr>
+          <w:lang w:val="fr-BE"/>
+        </w:rPr>
+      </w:pPr>
+      <w:r>
+        <w:rPr>
+          <w:lang w:val="fr-BE"/>
+        </w:rPr>
+        <w:t>Réservation des 10 premières adresses</w:t>
+      </w:r>
       <w:r>
         <w:rPr>
           <w:lang w:val="fr-BE"/>
@@ -1697,6 +1829,33 @@
         </w:rPr>
         <w:br/>
         <w:t>Passerelle Barcelone : 10.4.4.1</w:t>
+      </w:r>
+    </w:p>
+    <w:p>
+      <w:pPr>
+        <w:rPr>
+          <w:lang w:val="fr-BE"/>
+        </w:rPr>
+      </w:pPr>
+      <w:r>
+        <w:rPr>
+          <w:lang w:val="fr-BE"/>
+        </w:rPr>
+        <w:t xml:space="preserve">Passerelle </w:t>
+      </w:r>
+      <w:proofErr w:type="spellStart"/>
+      <w:r>
+        <w:rPr>
+          <w:lang w:val="fr-BE"/>
+        </w:rPr>
+        <w:t>Seville</w:t>
+      </w:r>
+      <w:proofErr w:type="spellEnd"/>
+      <w:r>
+        <w:rPr>
+          <w:lang w:val="fr-BE"/>
+        </w:rPr>
+        <w:t> : 10.5.0.1</w:t>
       </w:r>
       <w:r>
         <w:rPr>
@@ -1740,9 +1899,11 @@
           <w:numId w:val="4"/>
         </w:numPr>
       </w:pPr>
+      <w:bookmarkStart w:id="4" w:name="_Toc215479296"/>
       <w:r>
         <w:t>VLANs par site</w:t>
       </w:r>
+      <w:bookmarkEnd w:id="4"/>
     </w:p>
     <w:p>
       <w:pPr>
@@ -1773,7 +1934,21 @@
           <w:lang w:val="fr-BE"/>
         </w:rPr>
         <w:br/>
-        <w:t xml:space="preserve">  VLAN 10 (Users) : 10.4.0.0/23 – SIV 10.4.0.1 – Ports 1/1-5, 1/23</w:t>
+        <w:t xml:space="preserve">  VLAN 10 (</w:t>
+      </w:r>
+      <w:proofErr w:type="spellStart"/>
+      <w:r>
+        <w:rPr>
+          <w:lang w:val="fr-BE"/>
+        </w:rPr>
+        <w:t>Users</w:t>
+      </w:r>
+      <w:proofErr w:type="spellEnd"/>
+      <w:r>
+        <w:rPr>
+          <w:lang w:val="fr-BE"/>
+        </w:rPr>
+        <w:t>) : 10.4.0.0/23 – SIV 10.4.0.1 – Ports 1/1-5, 1/23</w:t>
       </w:r>
       <w:r>
         <w:rPr>
@@ -1794,7 +1969,21 @@
           <w:lang w:val="fr-BE"/>
         </w:rPr>
         <w:br/>
-        <w:t xml:space="preserve">  VLAN 20 (Users) : 10.4.4.0/23 – SIV 10.4.4.1 – Ports 1/11-15</w:t>
+        <w:t xml:space="preserve">  VLAN 20 (</w:t>
+      </w:r>
+      <w:proofErr w:type="spellStart"/>
+      <w:r>
+        <w:rPr>
+          <w:lang w:val="fr-BE"/>
+        </w:rPr>
+        <w:t>Users</w:t>
+      </w:r>
+      <w:proofErr w:type="spellEnd"/>
+      <w:r>
+        <w:rPr>
+          <w:lang w:val="fr-BE"/>
+        </w:rPr>
+        <w:t>) : 10.4.4.0/23 – SIV 10.4.4.1 – Ports 1/11-15</w:t>
       </w:r>
       <w:r>
         <w:rPr>
@@ -1802,6 +1991,40 @@
         </w:rPr>
         <w:br/>
         <w:t xml:space="preserve">  VLAN 120 (Voix) : 10.4.6.0/23 – SIV 10.4.6.1 – Ports 1/16-20</w:t>
+      </w:r>
+    </w:p>
+    <w:p>
+      <w:pPr>
+        <w:rPr>
+          <w:lang w:val="fr-BE"/>
+        </w:rPr>
+      </w:pPr>
+      <w:proofErr w:type="spellStart"/>
+      <w:r>
+        <w:rPr>
+          <w:lang w:val="fr-BE"/>
+        </w:rPr>
+        <w:t>Seville</w:t>
+      </w:r>
+      <w:proofErr w:type="spellEnd"/>
+      <w:r>
+        <w:rPr>
+          <w:lang w:val="fr-BE"/>
+        </w:rPr>
+        <w:t xml:space="preserve"> </w:t>
+      </w:r>
+    </w:p>
+    <w:p>
+      <w:pPr>
+        <w:rPr>
+          <w:lang w:val="fr-BE"/>
+        </w:rPr>
+      </w:pPr>
+      <w:r>
+        <w:rPr>
+          <w:lang w:val="fr-BE"/>
+        </w:rPr>
+        <w:t xml:space="preserve">   Vlan 30</w:t>
       </w:r>
       <w:r>
         <w:rPr>
@@ -1838,9 +2061,11 @@
           <w:numId w:val="4"/>
         </w:numPr>
       </w:pPr>
+      <w:bookmarkStart w:id="5" w:name="_Toc215479297"/>
       <w:r>
         <w:t>DHCP</w:t>
       </w:r>
+      <w:bookmarkEnd w:id="5"/>
     </w:p>
     <w:p>
       <w:pPr>
@@ -1871,7 +2096,21 @@
           <w:lang w:val="fr-BE"/>
         </w:rPr>
         <w:br/>
-        <w:t xml:space="preserve">  Users Madrid : 10.4.0.1 – 10.4.1.254 (/23) – GW 10.4.0.1 – DNS 10.4.0.2</w:t>
+        <w:t xml:space="preserve">  </w:t>
+      </w:r>
+      <w:proofErr w:type="spellStart"/>
+      <w:r>
+        <w:rPr>
+          <w:lang w:val="fr-BE"/>
+        </w:rPr>
+        <w:t>Users</w:t>
+      </w:r>
+      <w:proofErr w:type="spellEnd"/>
+      <w:r>
+        <w:rPr>
+          <w:lang w:val="fr-BE"/>
+        </w:rPr>
+        <w:t xml:space="preserve"> Madrid : 10.4.0.1 – 10.4.1.254 (/23) – GW 10.4.0.1 – DNS 10.4.0.2</w:t>
       </w:r>
       <w:r>
         <w:rPr>
@@ -1885,7 +2124,21 @@
           <w:lang w:val="fr-BE"/>
         </w:rPr>
         <w:br/>
-        <w:t xml:space="preserve">  Users Barcelone : 10.4.4.1 – 10.4.5.254 (/23) – GW 10.4.4.1 – DNS 10.4.0.2</w:t>
+        <w:t xml:space="preserve">  </w:t>
+      </w:r>
+      <w:proofErr w:type="spellStart"/>
+      <w:r>
+        <w:rPr>
+          <w:lang w:val="fr-BE"/>
+        </w:rPr>
+        <w:t>Users</w:t>
+      </w:r>
+      <w:proofErr w:type="spellEnd"/>
+      <w:r>
+        <w:rPr>
+          <w:lang w:val="fr-BE"/>
+        </w:rPr>
+        <w:t xml:space="preserve"> Barcelone : 10.4.4.1 – 10.4.5.254 (/23) – GW 10.4.4.1 – DNS 10.4.0.2</w:t>
       </w:r>
       <w:r>
         <w:rPr>
@@ -1899,7 +2152,27 @@
           <w:lang w:val="fr-BE"/>
         </w:rPr>
         <w:br/>
-        <w:t>Options : Bail : 8h, DHCP autorisé par AD, Failover Load Balancing avec partenaire : 10.4.4.2 (Barcelone)</w:t>
+      </w:r>
+      <w:r>
+        <w:rPr>
+          <w:lang w:val="fr-BE"/>
+        </w:rPr>
+        <w:lastRenderedPageBreak/>
+        <w:t xml:space="preserve">Options : Bail : 8h, DHCP autorisé par AD, Failover </w:t>
+      </w:r>
+      <w:proofErr w:type="spellStart"/>
+      <w:r>
+        <w:rPr>
+          <w:lang w:val="fr-BE"/>
+        </w:rPr>
+        <w:t>Load</w:t>
+      </w:r>
+      <w:proofErr w:type="spellEnd"/>
+      <w:r>
+        <w:rPr>
+          <w:lang w:val="fr-BE"/>
+        </w:rPr>
+        <w:t xml:space="preserve"> Balancing avec partenaire : 10.4.4.2 (Barcelone)</w:t>
       </w:r>
     </w:p>
     <w:p>
@@ -1910,10 +2183,11 @@
           <w:numId w:val="4"/>
         </w:numPr>
       </w:pPr>
-      <w:r>
-        <w:lastRenderedPageBreak/>
+      <w:bookmarkStart w:id="6" w:name="_Toc215479298"/>
+      <w:r>
         <w:t>Active Directory</w:t>
       </w:r>
+      <w:bookmarkEnd w:id="6"/>
     </w:p>
     <w:p>
       <w:pPr>
@@ -1937,14 +2211,63 @@
         <w:rPr>
           <w:lang w:val="fr-BE"/>
         </w:rPr>
-        <w:t>OU principales : Direction, R&amp;D, Recherche, Testing, Ressources Humaines</w:t>
+        <w:t>OU principales : Direction, R&amp;D, Ressources Humaines</w:t>
+      </w:r>
+      <w:r>
+        <w:rPr>
+          <w:lang w:val="fr-BE"/>
+        </w:rPr>
+        <w:t>, Marketing, Finances, Informatique</w:t>
+      </w:r>
+      <w:r>
+        <w:rPr>
+          <w:lang w:val="fr-BE"/>
+        </w:rPr>
+        <w:t>, Technique, Commerciaux</w:t>
       </w:r>
       <w:r>
         <w:rPr>
           <w:lang w:val="fr-BE"/>
         </w:rPr>
         <w:br/>
-        <w:t>Organisation : Utilisateurs créés depuis fichier Employés.xlsx, Mots de passe aléatoires ≥ 7 caractères avec complexité, Comptes ordinateurs intégrés automatiquement dans une UO spécifique</w:t>
+        <w:t xml:space="preserve">Organisation : Utilisateurs créés depuis fichier </w:t>
+      </w:r>
+      <w:r>
+        <w:rPr>
+          <w:lang w:val="fr-BE"/>
+        </w:rPr>
+        <w:t>utilisateurs.csv</w:t>
+      </w:r>
+      <w:r>
+        <w:rPr>
+          <w:lang w:val="fr-BE"/>
+        </w:rPr>
+        <w:t xml:space="preserve">, Mots de passe aléatoires ≥ </w:t>
+      </w:r>
+      <w:r>
+        <w:rPr>
+          <w:lang w:val="fr-BE"/>
+        </w:rPr>
+        <w:t>10</w:t>
+      </w:r>
+      <w:r>
+        <w:rPr>
+          <w:lang w:val="fr-BE"/>
+        </w:rPr>
+        <w:t xml:space="preserve"> caractères avec complexité, Comptes ordinateurs intégrés automatiquement dans une UO spécifique</w:t>
+      </w:r>
+    </w:p>
+    <w:p>
+      <w:pPr>
+        <w:rPr>
+          <w:lang w:val="fr-BE"/>
+        </w:rPr>
+      </w:pPr>
+      <w:r>
+        <w:rPr>
+          <w:lang w:val="fr-BE"/>
+        </w:rPr>
+        <w:t>La direction a un mot de passe avec 15 caractères minimum.</w:t>
       </w:r>
     </w:p>
     <w:p>
@@ -1967,9 +2290,11 @@
           <w:numId w:val="4"/>
         </w:numPr>
       </w:pPr>
+      <w:bookmarkStart w:id="7" w:name="_Toc215479299"/>
       <w:r>
         <w:t>Dossiers partagés &amp; Permissions</w:t>
       </w:r>
+      <w:bookmarkEnd w:id="7"/>
     </w:p>
     <w:p>
       <w:pPr>
@@ -1995,6 +2320,25 @@
         </w:rPr>
         <w:t>Structure : Dossier par département + sous-départements, Dossier Commun</w:t>
       </w:r>
+    </w:p>
+    <w:p>
+      <w:pPr>
+        <w:rPr>
+          <w:lang w:val="fr-BE"/>
+        </w:rPr>
+      </w:pPr>
+      <w:r>
+        <w:rPr>
+          <w:lang w:val="fr-BE"/>
+        </w:rPr>
+        <w:t>User dans GG et GG dans des GL</w:t>
+      </w:r>
+      <w:r>
+        <w:rPr>
+          <w:lang w:val="fr-BE"/>
+        </w:rPr>
+        <w:t xml:space="preserve"> (AGDLP)</w:t>
+      </w:r>
       <w:r>
         <w:rPr>
           <w:lang w:val="fr-BE"/>
@@ -2006,19 +2350,7 @@
         <w:rPr>
           <w:lang w:val="fr-BE"/>
         </w:rPr>
-        <w:t xml:space="preserve"> d</w:t>
-      </w:r>
-      <w:r>
-        <w:rPr>
-          <w:lang w:val="fr-BE"/>
-        </w:rPr>
-        <w:t>e la mise en place des</w:t>
-      </w:r>
-      <w:r>
-        <w:rPr>
-          <w:lang w:val="fr-BE"/>
-        </w:rPr>
-        <w:t xml:space="preserve"> droits</w:t>
+        <w:t xml:space="preserve"> de la mise en place des droits</w:t>
       </w:r>
       <w:r>
         <w:rPr>
@@ -2173,9 +2505,11 @@
           <w:numId w:val="4"/>
         </w:numPr>
       </w:pPr>
+      <w:bookmarkStart w:id="8" w:name="_Toc215479300"/>
       <w:r>
         <w:t>Quotas</w:t>
       </w:r>
+      <w:bookmarkEnd w:id="8"/>
     </w:p>
     <w:p>
       <w:pPr>
@@ -2188,6 +2522,25 @@
           <w:sz w:val="24"/>
         </w:rPr>
       </w:pPr>
+    </w:p>
+    <w:p>
+      <w:pPr>
+        <w:rPr>
+          <w:lang w:val="fr-BE"/>
+        </w:rPr>
+      </w:pPr>
+      <w:r>
+        <w:rPr>
+          <w:lang w:val="fr-BE"/>
+        </w:rPr>
+        <w:t>Hard quota pour tout</w:t>
+      </w:r>
+      <w:r>
+        <w:rPr>
+          <w:lang w:val="fr-BE"/>
+        </w:rPr>
+        <w:t>, impossible de dépasser la limite</w:t>
+      </w:r>
     </w:p>
     <w:p>
       <w:pPr>
@@ -2243,9 +2596,11 @@
           <w:numId w:val="4"/>
         </w:numPr>
       </w:pPr>
+      <w:bookmarkStart w:id="9" w:name="_Toc215479301"/>
       <w:r>
         <w:t>Filtrage</w:t>
       </w:r>
+      <w:bookmarkEnd w:id="9"/>
     </w:p>
     <w:p>
       <w:pPr>
@@ -2293,7 +2648,13 @@
         <w:rPr>
           <w:lang w:val="fr-BE"/>
         </w:rPr>
-        <w:t>fichier pdf</w:t>
+        <w:t xml:space="preserve">fichier </w:t>
+      </w:r>
+      <w:r>
+        <w:rPr>
+          <w:lang w:val="fr-BE"/>
+        </w:rPr>
+        <w:t>PDF</w:t>
       </w:r>
       <w:r>
         <w:rPr>
@@ -2305,8 +2666,8 @@
     </w:p>
     <w:p>
       <w:pPr>
-        <w:spacing w:after="21" w:line="254" w:lineRule="auto"/>
-        <w:jc w:val="both"/>
+        <w:spacing w:after="200"/>
+        <w:contextualSpacing w:val="0"/>
         <w:rPr>
           <w:rFonts w:ascii="Times New Roman" w:hAnsi="Times New Roman" w:cs="Times New Roman"/>
           <w:b/>
@@ -2314,6 +2675,15 @@
           <w:sz w:val="24"/>
         </w:rPr>
       </w:pPr>
+      <w:r>
+        <w:rPr>
+          <w:rFonts w:ascii="Times New Roman" w:hAnsi="Times New Roman" w:cs="Times New Roman"/>
+          <w:b/>
+          <w:color w:val="FF0000"/>
+          <w:sz w:val="24"/>
+        </w:rPr>
+        <w:br w:type="page"/>
+      </w:r>
     </w:p>
     <w:p>
       <w:pPr>
@@ -2323,9 +2693,15 @@
           <w:numId w:val="4"/>
         </w:numPr>
       </w:pPr>
-      <w:r>
-        <w:t>GPO</w:t>
-      </w:r>
+      <w:bookmarkStart w:id="10" w:name="_Toc215479302"/>
+      <w:r>
+        <w:lastRenderedPageBreak/>
+        <w:t>GP</w:t>
+      </w:r>
+      <w:r>
+        <w:t>O</w:t>
+      </w:r>
+      <w:bookmarkEnd w:id="10"/>
     </w:p>
     <w:p>
       <w:pPr>
@@ -2355,6 +2731,12 @@
         <w:rPr>
           <w:lang w:val="fr-BE"/>
         </w:rPr>
+        <w:t xml:space="preserve"> (drapeau de l’Espagne)</w:t>
+      </w:r>
+      <w:r>
+        <w:rPr>
+          <w:lang w:val="fr-BE"/>
+        </w:rPr>
         <w:t>, redirection de m</w:t>
       </w:r>
       <w:r>
@@ -2385,44 +2767,47 @@
         <w:rPr>
           <w:lang w:val="fr-BE"/>
         </w:rPr>
-        <w:t>, Nettoyage menu Démarrer</w:t>
-      </w:r>
-      <w:r>
-        <w:rPr>
-          <w:lang w:val="fr-BE"/>
-        </w:rPr>
-        <w:t xml:space="preserve"> (pas encore fait)</w:t>
-      </w:r>
-      <w:r>
-        <w:rPr>
-          <w:lang w:val="fr-BE"/>
-        </w:rPr>
-        <w:t>, Restriction panneau de configuration + CMD (sauf Informatique), Département Système = admin local</w:t>
-      </w:r>
+        <w:t>, Nettoyage menu Démarrer, Restriction panneau de configuration + CMD (sauf Informatique), Département Système = admin local</w:t>
+      </w:r>
+    </w:p>
+    <w:p>
+      <w:pPr>
+        <w:rPr>
+          <w:lang w:val="fr-BE"/>
+        </w:rPr>
+      </w:pPr>
       <w:r>
         <w:rPr>
           <w:lang w:val="fr-BE"/>
         </w:rPr>
         <w:br/>
-        <w:t xml:space="preserve">Par UO : Dossier département monté en </w:t>
-      </w:r>
-      <w:r>
-        <w:rPr>
-          <w:lang w:val="fr-BE"/>
-        </w:rPr>
-        <w:t>Y</w:t>
-      </w:r>
-      <w:r>
-        <w:rPr>
-          <w:lang w:val="fr-BE"/>
-        </w:rPr>
-        <w:t> ;</w:t>
-      </w:r>
-      <w:r>
-        <w:rPr>
-          <w:lang w:val="fr-BE"/>
-        </w:rPr>
-        <w:t xml:space="preserve"> Dossier Commun monté en Z</w:t>
+        <w:t xml:space="preserve">Par UO : </w:t>
+      </w:r>
+    </w:p>
+    <w:p>
+      <w:pPr>
+        <w:rPr>
+          <w:lang w:val="fr-BE"/>
+        </w:rPr>
+      </w:pPr>
+      <w:r>
+        <w:rPr>
+          <w:lang w:val="fr-BE"/>
+        </w:rPr>
+        <w:t>Dossier département monté en Y</w:t>
+      </w:r>
+    </w:p>
+    <w:p>
+      <w:pPr>
+        <w:rPr>
+          <w:lang w:val="fr-BE"/>
+        </w:rPr>
+      </w:pPr>
+      <w:r>
+        <w:rPr>
+          <w:lang w:val="fr-BE"/>
+        </w:rPr>
+        <w:t>Dossier Commun monté en Z</w:t>
       </w:r>
     </w:p>
     <w:p>
@@ -2445,10 +2830,11 @@
           <w:numId w:val="4"/>
         </w:numPr>
       </w:pPr>
-      <w:r>
-        <w:lastRenderedPageBreak/>
-        <w:t>Sauvegarde &amp; PSO</w:t>
-      </w:r>
+      <w:bookmarkStart w:id="11" w:name="_Toc215479303"/>
+      <w:r>
+        <w:t>Sauvegarde</w:t>
+      </w:r>
+      <w:bookmarkEnd w:id="11"/>
     </w:p>
     <w:p>
       <w:pPr>
@@ -2472,7 +2858,26 @@
         <w:rPr>
           <w:lang w:val="fr-BE"/>
         </w:rPr>
-        <w:t>Sauvegarde planifiée des serveurs, Corbeille AD installée, PSO pour Direction : mot de passe ≥ 15 caractères avec complexité</w:t>
+        <w:t>Sauvegarde planifiée des serveurs</w:t>
+      </w:r>
+      <w:r>
+        <w:rPr>
+          <w:lang w:val="fr-BE"/>
+        </w:rPr>
+        <w:t xml:space="preserve"> avec Windows Server backup (voir plan de sauvegarde)</w:t>
+      </w:r>
+    </w:p>
+    <w:p>
+      <w:pPr>
+        <w:rPr>
+          <w:lang w:val="fr-BE"/>
+        </w:rPr>
+      </w:pPr>
+      <w:r>
+        <w:rPr>
+          <w:lang w:val="fr-BE"/>
+        </w:rPr>
+        <w:t>Corbeille AD installée</w:t>
       </w:r>
     </w:p>
     <w:p>
@@ -2495,9 +2900,11 @@
           <w:numId w:val="4"/>
         </w:numPr>
       </w:pPr>
+      <w:bookmarkStart w:id="12" w:name="_Toc215479304"/>
       <w:r>
         <w:t>Optionnel</w:t>
       </w:r>
+      <w:bookmarkEnd w:id="12"/>
     </w:p>
     <w:p/>
     <w:p>
@@ -2552,6 +2959,15 @@
     <w:p>
       <w:pPr>
         <w:pStyle w:val="Paragraphedeliste"/>
+        <w:ind w:left="576"/>
+        <w:rPr>
+          <w:lang w:val="fr-BE"/>
+        </w:rPr>
+      </w:pPr>
+    </w:p>
+    <w:p>
+      <w:pPr>
+        <w:pStyle w:val="Paragraphedeliste"/>
         <w:numPr>
           <w:ilvl w:val="1"/>
           <w:numId w:val="4"/>
@@ -2582,6 +2998,41 @@
         <w:pStyle w:val="Paragraphedeliste"/>
         <w:ind w:left="576"/>
         <w:rPr>
+          <w:lang w:val="fr-BE"/>
+        </w:rPr>
+      </w:pPr>
+      <w:r>
+        <w:rPr>
+          <w:lang w:val="fr-BE"/>
+        </w:rPr>
+        <w:t>Sit</w:t>
+      </w:r>
+      <w:r>
+        <w:rPr>
+          <w:lang w:val="fr-BE"/>
+        </w:rPr>
+        <w:t xml:space="preserve">e distant avec DCRO </w:t>
+      </w:r>
+      <w:bookmarkStart w:id="13" w:name="_Hlk215474919"/>
+      <w:r>
+        <w:rPr>
+          <w:lang w:val="fr-BE"/>
+        </w:rPr>
+        <w:t>→</w:t>
+      </w:r>
+      <w:bookmarkEnd w:id="13"/>
+      <w:r>
+        <w:rPr>
+          <w:lang w:val="fr-BE"/>
+        </w:rPr>
+        <w:t xml:space="preserve"> ouverture de session possible même sans connexion au site principal</w:t>
+      </w:r>
+    </w:p>
+    <w:p>
+      <w:pPr>
+        <w:pStyle w:val="Paragraphedeliste"/>
+        <w:ind w:left="576"/>
+        <w:rPr>
           <w:rFonts w:ascii="Comic Sans MS" w:hAnsi="Comic Sans MS"/>
           <w:b/>
           <w:bCs/>
@@ -2590,32 +3041,6 @@
           <w:u w:val="single"/>
         </w:rPr>
       </w:pPr>
-      <w:r>
-        <w:rPr>
-          <w:lang w:val="fr-BE"/>
-        </w:rPr>
-        <w:t>Sit</w:t>
-      </w:r>
-      <w:r>
-        <w:rPr>
-          <w:lang w:val="fr-BE"/>
-        </w:rPr>
-        <w:t xml:space="preserve">e distant avec DCRO </w:t>
-      </w:r>
-      <w:bookmarkStart w:id="2" w:name="_Hlk215474919"/>
-      <w:r>
-        <w:rPr>
-          <w:lang w:val="fr-BE"/>
-        </w:rPr>
-        <w:t>→</w:t>
-      </w:r>
-      <w:bookmarkEnd w:id="2"/>
-      <w:r>
-        <w:rPr>
-          <w:lang w:val="fr-BE"/>
-        </w:rPr>
-        <w:t xml:space="preserve"> ouverture de session possible même sans connexion au site principal</w:t>
-      </w:r>
     </w:p>
     <w:p>
       <w:pPr>
@@ -2997,7 +3422,15 @@
       </w:drawing>
     </w:r>
     <w:r>
-      <w:t>Enseignants : Pietrzak Yoan – Arnaud David</w:t>
+      <w:t xml:space="preserve">Enseignants : </w:t>
+    </w:r>
+    <w:proofErr w:type="spellStart"/>
+    <w:r>
+      <w:t>Pietrzak</w:t>
+    </w:r>
+    <w:proofErr w:type="spellEnd"/>
+    <w:r>
+      <w:t xml:space="preserve"> Yoan – Arnaud David</w:t>
     </w:r>
   </w:p>
 </w:ftr>
@@ -3260,7 +3693,7 @@
         <w:sz w:val="28"/>
         <w:szCs w:val="28"/>
       </w:rPr>
-      <w:t>4</w:t>
+      <w:t>5</w:t>
     </w:r>
     <w:r>
       <w:rPr>
@@ -3276,7 +3709,7 @@
         <w:sz w:val="28"/>
         <w:szCs w:val="28"/>
       </w:rPr>
-      <w:t>5</w:t>
+      <w:t>6</w:t>
     </w:r>
   </w:p>
   <w:p>
@@ -8102,21 +8535,6 @@
 </file>
 
 <file path=customXml/item2.xml><?xml version="1.0" encoding="utf-8"?>
-<p:properties xmlns:p="http://schemas.microsoft.com/office/2006/metadata/properties" xmlns:xsi="http://www.w3.org/2001/XMLSchema-instance" xmlns:pc="http://schemas.microsoft.com/office/infopath/2007/PartnerControls">
-  <documentManagement/>
-</p:properties>
-</file>
-
-<file path=customXml/item3.xml><?xml version="1.0" encoding="utf-8"?>
-<?mso-contentType ?>
-<FormTemplates xmlns="http://schemas.microsoft.com/sharepoint/v3/contenttype/forms">
-  <Display>DocumentLibraryForm</Display>
-  <Edit>DocumentLibraryForm</Edit>
-  <New>DocumentLibraryForm</New>
-</FormTemplates>
-</file>
-
-<file path=customXml/item4.xml><?xml version="1.0" encoding="utf-8"?>
 <ct:contentTypeSchema xmlns:ct="http://schemas.microsoft.com/office/2006/metadata/contentType" xmlns:ma="http://schemas.microsoft.com/office/2006/metadata/properties/metaAttributes" ct:_="" ma:_="" ma:contentTypeName="Document" ma:contentTypeID="0x0101008610758E064EB145BA6ED62A2795F203" ma:contentTypeVersion="3" ma:contentTypeDescription="Create a new document." ma:contentTypeScope="" ma:versionID="7a3b7240206391bb08a1690fcf523be3">
   <xsd:schema xmlns:xsd="http://www.w3.org/2001/XMLSchema" xmlns:xs="http://www.w3.org/2001/XMLSchema" xmlns:p="http://schemas.microsoft.com/office/2006/metadata/properties" xmlns:ns2="d6528d3c-0cde-45a0-8fb7-42ed1bf7e7b5" targetNamespace="http://schemas.microsoft.com/office/2006/metadata/properties" ma:root="true" ma:fieldsID="b5b6ff1a6c809a28669d5d24cb10d2a7" ns2:_="">
     <xsd:import namespace="d6528d3c-0cde-45a0-8fb7-42ed1bf7e7b5"/>
@@ -8254,6 +8672,21 @@
 </ct:contentTypeSchema>
 </file>
 
+<file path=customXml/item3.xml><?xml version="1.0" encoding="utf-8"?>
+<?mso-contentType ?>
+<FormTemplates xmlns="http://schemas.microsoft.com/sharepoint/v3/contenttype/forms">
+  <Display>DocumentLibraryForm</Display>
+  <Edit>DocumentLibraryForm</Edit>
+  <New>DocumentLibraryForm</New>
+</FormTemplates>
+</file>
+
+<file path=customXml/item4.xml><?xml version="1.0" encoding="utf-8"?>
+<p:properties xmlns:p="http://schemas.microsoft.com/office/2006/metadata/properties" xmlns:xsi="http://www.w3.org/2001/XMLSchema-instance" xmlns:pc="http://schemas.microsoft.com/office/infopath/2007/PartnerControls">
+  <documentManagement/>
+</p:properties>
+</file>
+
 <file path=customXml/itemProps1.xml><?xml version="1.0" encoding="utf-8"?>
 <ds:datastoreItem xmlns:ds="http://schemas.openxmlformats.org/officeDocument/2006/customXml" ds:itemID="{1CF7806D-DAFD-4EBA-BBA2-C3749FAC9123}">
   <ds:schemaRefs>
@@ -8263,23 +8696,6 @@
 </file>
 
 <file path=customXml/itemProps2.xml><?xml version="1.0" encoding="utf-8"?>
-<ds:datastoreItem xmlns:ds="http://schemas.openxmlformats.org/officeDocument/2006/customXml" ds:itemID="{25089ECB-7D2E-4229-880B-676FCB0603DC}">
-  <ds:schemaRefs>
-    <ds:schemaRef ds:uri="http://schemas.microsoft.com/office/2006/metadata/properties"/>
-    <ds:schemaRef ds:uri="http://schemas.microsoft.com/office/infopath/2007/PartnerControls"/>
-  </ds:schemaRefs>
-</ds:datastoreItem>
-</file>
-
-<file path=customXml/itemProps3.xml><?xml version="1.0" encoding="utf-8"?>
-<ds:datastoreItem xmlns:ds="http://schemas.openxmlformats.org/officeDocument/2006/customXml" ds:itemID="{AEC7B1BC-9B31-4E2F-AAB7-8A3E9F6F6842}">
-  <ds:schemaRefs>
-    <ds:schemaRef ds:uri="http://schemas.microsoft.com/sharepoint/v3/contenttype/forms"/>
-  </ds:schemaRefs>
-</ds:datastoreItem>
-</file>
-
-<file path=customXml/itemProps4.xml><?xml version="1.0" encoding="utf-8"?>
 <ds:datastoreItem xmlns:ds="http://schemas.openxmlformats.org/officeDocument/2006/customXml" ds:itemID="{EDB4BBB3-A563-4588-8190-7F7E44BA5611}">
   <ds:schemaRefs>
     <ds:schemaRef ds:uri="http://schemas.microsoft.com/office/2006/metadata/contentType"/>
@@ -8295,4 +8711,21 @@
     <ds:schemaRef ds:uri="http://schemas.microsoft.com/internal/obd"/>
   </ds:schemaRefs>
 </ds:datastoreItem>
+</file>
+
+<file path=customXml/itemProps3.xml><?xml version="1.0" encoding="utf-8"?>
+<ds:datastoreItem xmlns:ds="http://schemas.openxmlformats.org/officeDocument/2006/customXml" ds:itemID="{AEC7B1BC-9B31-4E2F-AAB7-8A3E9F6F6842}">
+  <ds:schemaRefs>
+    <ds:schemaRef ds:uri="http://schemas.microsoft.com/sharepoint/v3/contenttype/forms"/>
+  </ds:schemaRefs>
+</ds:datastoreItem>
+</file>
+
+<file path=customXml/itemProps4.xml><?xml version="1.0" encoding="utf-8"?>
+<ds:datastoreItem xmlns:ds="http://schemas.openxmlformats.org/officeDocument/2006/customXml" ds:itemID="{25089ECB-7D2E-4229-880B-676FCB0603DC}">
+  <ds:schemaRefs>
+    <ds:schemaRef ds:uri="http://schemas.microsoft.com/office/2006/metadata/properties"/>
+    <ds:schemaRef ds:uri="http://schemas.microsoft.com/office/infopath/2007/PartnerControls"/>
+  </ds:schemaRefs>
+</ds:datastoreItem>
 </file>
--- a/Fiche Signalétique.docx
+++ b/Fiche Signalétique.docx
@@ -430,7 +430,7 @@
       <w:sdtContent>
         <w:p>
           <w:pPr>
-            <w:pStyle w:val="Sansinterligne"/>
+            <w:pStyle w:val="NoSpacing"/>
           </w:pPr>
           <w:r>
             <w:t>Table des matières</w:t>
@@ -438,12 +438,12 @@
         </w:p>
         <w:p>
           <w:pPr>
-            <w:pStyle w:val="Sansinterligne"/>
+            <w:pStyle w:val="NoSpacing"/>
           </w:pPr>
         </w:p>
         <w:p>
           <w:pPr>
-            <w:pStyle w:val="TM1"/>
+            <w:pStyle w:val="TOC1"/>
             <w:tabs>
               <w:tab w:val="left" w:pos="440"/>
               <w:tab w:val="right" w:leader="dot" w:pos="9062"/>
@@ -470,7 +470,7 @@
           <w:hyperlink w:anchor="_Toc215479294" w:history="1">
             <w:r>
               <w:rPr>
-                <w:rStyle w:val="Lienhypertexte"/>
+                <w:rStyle w:val="Hyperlink"/>
                 <w:noProof/>
               </w:rPr>
               <w:t>1</w:t>
@@ -489,7 +489,7 @@
             </w:r>
             <w:r>
               <w:rPr>
-                <w:rStyle w:val="Lienhypertexte"/>
+                <w:rStyle w:val="Hyperlink"/>
                 <w:noProof/>
               </w:rPr>
               <w:t>Informations Générale</w:t>
@@ -546,7 +546,7 @@
         </w:p>
         <w:p>
           <w:pPr>
-            <w:pStyle w:val="TM1"/>
+            <w:pStyle w:val="TOC1"/>
             <w:tabs>
               <w:tab w:val="left" w:pos="440"/>
               <w:tab w:val="right" w:leader="dot" w:pos="9062"/>
@@ -564,7 +564,7 @@
           <w:hyperlink w:anchor="_Toc215479295" w:history="1">
             <w:r>
               <w:rPr>
-                <w:rStyle w:val="Lienhypertexte"/>
+                <w:rStyle w:val="Hyperlink"/>
                 <w:noProof/>
               </w:rPr>
               <w:t>2</w:t>
@@ -583,7 +583,7 @@
             </w:r>
             <w:r>
               <w:rPr>
-                <w:rStyle w:val="Lienhypertexte"/>
+                <w:rStyle w:val="Hyperlink"/>
                 <w:noProof/>
               </w:rPr>
               <w:t>Configuration IPv4</w:t>
@@ -640,7 +640,7 @@
         </w:p>
         <w:p>
           <w:pPr>
-            <w:pStyle w:val="TM1"/>
+            <w:pStyle w:val="TOC1"/>
             <w:tabs>
               <w:tab w:val="left" w:pos="440"/>
               <w:tab w:val="right" w:leader="dot" w:pos="9062"/>
@@ -658,7 +658,7 @@
           <w:hyperlink w:anchor="_Toc215479296" w:history="1">
             <w:r>
               <w:rPr>
-                <w:rStyle w:val="Lienhypertexte"/>
+                <w:rStyle w:val="Hyperlink"/>
                 <w:noProof/>
               </w:rPr>
               <w:t>3</w:t>
@@ -677,7 +677,7 @@
             </w:r>
             <w:r>
               <w:rPr>
-                <w:rStyle w:val="Lienhypertexte"/>
+                <w:rStyle w:val="Hyperlink"/>
                 <w:noProof/>
               </w:rPr>
               <w:t>VLANs par site</w:t>
@@ -734,7 +734,7 @@
         </w:p>
         <w:p>
           <w:pPr>
-            <w:pStyle w:val="TM1"/>
+            <w:pStyle w:val="TOC1"/>
             <w:tabs>
               <w:tab w:val="left" w:pos="440"/>
               <w:tab w:val="right" w:leader="dot" w:pos="9062"/>
@@ -752,7 +752,7 @@
           <w:hyperlink w:anchor="_Toc215479297" w:history="1">
             <w:r>
               <w:rPr>
-                <w:rStyle w:val="Lienhypertexte"/>
+                <w:rStyle w:val="Hyperlink"/>
                 <w:noProof/>
               </w:rPr>
               <w:t>4</w:t>
@@ -771,7 +771,7 @@
             </w:r>
             <w:r>
               <w:rPr>
-                <w:rStyle w:val="Lienhypertexte"/>
+                <w:rStyle w:val="Hyperlink"/>
                 <w:noProof/>
               </w:rPr>
               <w:t>DHCP</w:t>
@@ -828,7 +828,7 @@
         </w:p>
         <w:p>
           <w:pPr>
-            <w:pStyle w:val="TM1"/>
+            <w:pStyle w:val="TOC1"/>
             <w:tabs>
               <w:tab w:val="left" w:pos="440"/>
               <w:tab w:val="right" w:leader="dot" w:pos="9062"/>
@@ -846,7 +846,7 @@
           <w:hyperlink w:anchor="_Toc215479298" w:history="1">
             <w:r>
               <w:rPr>
-                <w:rStyle w:val="Lienhypertexte"/>
+                <w:rStyle w:val="Hyperlink"/>
                 <w:noProof/>
               </w:rPr>
               <w:t>5</w:t>
@@ -865,7 +865,7 @@
             </w:r>
             <w:r>
               <w:rPr>
-                <w:rStyle w:val="Lienhypertexte"/>
+                <w:rStyle w:val="Hyperlink"/>
                 <w:noProof/>
               </w:rPr>
               <w:t>Active Directory</w:t>
@@ -922,7 +922,7 @@
         </w:p>
         <w:p>
           <w:pPr>
-            <w:pStyle w:val="TM1"/>
+            <w:pStyle w:val="TOC1"/>
             <w:tabs>
               <w:tab w:val="left" w:pos="440"/>
               <w:tab w:val="right" w:leader="dot" w:pos="9062"/>
@@ -940,7 +940,7 @@
           <w:hyperlink w:anchor="_Toc215479299" w:history="1">
             <w:r>
               <w:rPr>
-                <w:rStyle w:val="Lienhypertexte"/>
+                <w:rStyle w:val="Hyperlink"/>
                 <w:noProof/>
               </w:rPr>
               <w:t>6</w:t>
@@ -959,7 +959,7 @@
             </w:r>
             <w:r>
               <w:rPr>
-                <w:rStyle w:val="Lienhypertexte"/>
+                <w:rStyle w:val="Hyperlink"/>
                 <w:noProof/>
               </w:rPr>
               <w:t>Dossiers partagés &amp; Permissions</w:t>
@@ -1016,7 +1016,7 @@
         </w:p>
         <w:p>
           <w:pPr>
-            <w:pStyle w:val="TM1"/>
+            <w:pStyle w:val="TOC1"/>
             <w:tabs>
               <w:tab w:val="left" w:pos="440"/>
               <w:tab w:val="right" w:leader="dot" w:pos="9062"/>
@@ -1034,7 +1034,7 @@
           <w:hyperlink w:anchor="_Toc215479300" w:history="1">
             <w:r>
               <w:rPr>
-                <w:rStyle w:val="Lienhypertexte"/>
+                <w:rStyle w:val="Hyperlink"/>
                 <w:noProof/>
               </w:rPr>
               <w:t>7</w:t>
@@ -1053,7 +1053,7 @@
             </w:r>
             <w:r>
               <w:rPr>
-                <w:rStyle w:val="Lienhypertexte"/>
+                <w:rStyle w:val="Hyperlink"/>
                 <w:noProof/>
               </w:rPr>
               <w:t>Quotas</w:t>
@@ -1110,7 +1110,7 @@
         </w:p>
         <w:p>
           <w:pPr>
-            <w:pStyle w:val="TM1"/>
+            <w:pStyle w:val="TOC1"/>
             <w:tabs>
               <w:tab w:val="left" w:pos="440"/>
               <w:tab w:val="right" w:leader="dot" w:pos="9062"/>
@@ -1128,7 +1128,7 @@
           <w:hyperlink w:anchor="_Toc215479301" w:history="1">
             <w:r>
               <w:rPr>
-                <w:rStyle w:val="Lienhypertexte"/>
+                <w:rStyle w:val="Hyperlink"/>
                 <w:noProof/>
               </w:rPr>
               <w:t>8</w:t>
@@ -1147,7 +1147,7 @@
             </w:r>
             <w:r>
               <w:rPr>
-                <w:rStyle w:val="Lienhypertexte"/>
+                <w:rStyle w:val="Hyperlink"/>
                 <w:noProof/>
               </w:rPr>
               <w:t>Filtrage</w:t>
@@ -1204,7 +1204,7 @@
         </w:p>
         <w:p>
           <w:pPr>
-            <w:pStyle w:val="TM1"/>
+            <w:pStyle w:val="TOC1"/>
             <w:tabs>
               <w:tab w:val="left" w:pos="440"/>
               <w:tab w:val="right" w:leader="dot" w:pos="9062"/>
@@ -1222,7 +1222,7 @@
           <w:hyperlink w:anchor="_Toc215479302" w:history="1">
             <w:r>
               <w:rPr>
-                <w:rStyle w:val="Lienhypertexte"/>
+                <w:rStyle w:val="Hyperlink"/>
                 <w:noProof/>
               </w:rPr>
               <w:t>9</w:t>
@@ -1241,7 +1241,7 @@
             </w:r>
             <w:r>
               <w:rPr>
-                <w:rStyle w:val="Lienhypertexte"/>
+                <w:rStyle w:val="Hyperlink"/>
                 <w:noProof/>
               </w:rPr>
               <w:t>GPO</w:t>
@@ -1298,7 +1298,7 @@
         </w:p>
         <w:p>
           <w:pPr>
-            <w:pStyle w:val="TM1"/>
+            <w:pStyle w:val="TOC1"/>
             <w:tabs>
               <w:tab w:val="left" w:pos="660"/>
               <w:tab w:val="right" w:leader="dot" w:pos="9062"/>
@@ -1316,7 +1316,7 @@
           <w:hyperlink w:anchor="_Toc215479303" w:history="1">
             <w:r>
               <w:rPr>
-                <w:rStyle w:val="Lienhypertexte"/>
+                <w:rStyle w:val="Hyperlink"/>
                 <w:noProof/>
               </w:rPr>
               <w:t>10</w:t>
@@ -1335,7 +1335,7 @@
             </w:r>
             <w:r>
               <w:rPr>
-                <w:rStyle w:val="Lienhypertexte"/>
+                <w:rStyle w:val="Hyperlink"/>
                 <w:noProof/>
               </w:rPr>
               <w:t>Sauvegarde</w:t>
@@ -1392,7 +1392,7 @@
         </w:p>
         <w:p>
           <w:pPr>
-            <w:pStyle w:val="TM1"/>
+            <w:pStyle w:val="TOC1"/>
             <w:tabs>
               <w:tab w:val="left" w:pos="660"/>
               <w:tab w:val="right" w:leader="dot" w:pos="9062"/>
@@ -1410,7 +1410,7 @@
           <w:hyperlink w:anchor="_Toc215479304" w:history="1">
             <w:r>
               <w:rPr>
-                <w:rStyle w:val="Lienhypertexte"/>
+                <w:rStyle w:val="Hyperlink"/>
                 <w:noProof/>
               </w:rPr>
               <w:t>11</w:t>
@@ -1429,7 +1429,7 @@
             </w:r>
             <w:r>
               <w:rPr>
-                <w:rStyle w:val="Lienhypertexte"/>
+                <w:rStyle w:val="Hyperlink"/>
                 <w:noProof/>
               </w:rPr>
               <w:t>Optionnel</w:t>
@@ -1507,7 +1507,7 @@
     </w:p>
     <w:p>
       <w:pPr>
-        <w:pStyle w:val="Titre1"/>
+        <w:pStyle w:val="Heading1"/>
         <w:numPr>
           <w:ilvl w:val="0"/>
           <w:numId w:val="4"/>
@@ -1527,7 +1527,7 @@
     <w:p/>
     <w:tbl>
       <w:tblPr>
-        <w:tblStyle w:val="Tableausimple5"/>
+        <w:tblStyle w:val="PlainTable5"/>
         <w:tblW w:w="0" w:type="auto"/>
         <w:jc w:val="center"/>
         <w:tblLook w:val="04A0" w:firstRow="1" w:lastRow="0" w:firstColumn="1" w:lastColumn="0" w:noHBand="0" w:noVBand="1"/>
@@ -1645,7 +1645,6 @@
                 <w:sz w:val="26"/>
               </w:rPr>
             </w:pPr>
-            <w:proofErr w:type="spellStart"/>
             <w:r>
               <w:rPr>
                 <w:rFonts w:asciiTheme="majorHAnsi" w:eastAsiaTheme="majorEastAsia" w:hAnsiTheme="majorHAnsi" w:cstheme="majorBidi"/>
@@ -1655,7 +1654,6 @@
               </w:rPr>
               <w:t>espagne.lan</w:t>
             </w:r>
-            <w:proofErr w:type="spellEnd"/>
           </w:p>
         </w:tc>
       </w:tr>
@@ -1691,7 +1689,6 @@
                 <w:sz w:val="26"/>
               </w:rPr>
             </w:pPr>
-            <w:proofErr w:type="spellStart"/>
             <w:r>
               <w:rPr>
                 <w:rFonts w:asciiTheme="majorHAnsi" w:eastAsiaTheme="majorEastAsia" w:hAnsiTheme="majorHAnsi" w:cstheme="majorBidi"/>
@@ -1701,7 +1698,6 @@
               </w:rPr>
               <w:t>espagne.lan</w:t>
             </w:r>
-            <w:proofErr w:type="spellEnd"/>
           </w:p>
         </w:tc>
       </w:tr>
@@ -1774,22 +1770,22 @@
     </w:p>
     <w:p>
       <w:pPr>
-        <w:pStyle w:val="Titre1"/>
+        <w:pStyle w:val="Heading1"/>
         <w:numPr>
           <w:ilvl w:val="0"/>
           <w:numId w:val="4"/>
         </w:numPr>
       </w:pPr>
       <w:bookmarkStart w:id="1" w:name="_Toc215472164"/>
-      <w:bookmarkStart w:id="2" w:name="_Hlk215473169"/>
-      <w:bookmarkStart w:id="3" w:name="_Toc215479295"/>
+      <w:bookmarkStart w:id="2" w:name="_Toc215479295"/>
+      <w:bookmarkStart w:id="3" w:name="_Hlk215473169"/>
       <w:r>
         <w:t>Configuration IPv4</w:t>
       </w:r>
       <w:bookmarkEnd w:id="1"/>
-      <w:bookmarkEnd w:id="3"/>
-    </w:p>
-    <w:bookmarkEnd w:id="2"/>
+      <w:bookmarkEnd w:id="2"/>
+    </w:p>
+    <w:bookmarkEnd w:id="3"/>
     <w:p/>
     <w:p>
       <w:pPr>
@@ -1841,21 +1837,7 @@
         <w:rPr>
           <w:lang w:val="fr-BE"/>
         </w:rPr>
-        <w:t xml:space="preserve">Passerelle </w:t>
-      </w:r>
-      <w:proofErr w:type="spellStart"/>
-      <w:r>
-        <w:rPr>
-          <w:lang w:val="fr-BE"/>
-        </w:rPr>
-        <w:t>Seville</w:t>
-      </w:r>
-      <w:proofErr w:type="spellEnd"/>
-      <w:r>
-        <w:rPr>
-          <w:lang w:val="fr-BE"/>
-        </w:rPr>
-        <w:t> : 10.5.0.1</w:t>
+        <w:t>Passerelle Seville : 10.5.0.1</w:t>
       </w:r>
       <w:r>
         <w:rPr>
@@ -1893,7 +1875,7 @@
     </w:p>
     <w:p>
       <w:pPr>
-        <w:pStyle w:val="Titre1"/>
+        <w:pStyle w:val="Heading1"/>
         <w:numPr>
           <w:ilvl w:val="0"/>
           <w:numId w:val="4"/>
@@ -1934,21 +1916,7 @@
           <w:lang w:val="fr-BE"/>
         </w:rPr>
         <w:br/>
-        <w:t xml:space="preserve">  VLAN 10 (</w:t>
-      </w:r>
-      <w:proofErr w:type="spellStart"/>
-      <w:r>
-        <w:rPr>
-          <w:lang w:val="fr-BE"/>
-        </w:rPr>
-        <w:t>Users</w:t>
-      </w:r>
-      <w:proofErr w:type="spellEnd"/>
-      <w:r>
-        <w:rPr>
-          <w:lang w:val="fr-BE"/>
-        </w:rPr>
-        <w:t>) : 10.4.0.0/23 – SIV 10.4.0.1 – Ports 1/1-5, 1/23</w:t>
+        <w:t xml:space="preserve">  VLAN 10 (Users) : 10.4.0.0/23 – SIV 10.4.0.1 – Ports 1/1-5, 1/23</w:t>
       </w:r>
       <w:r>
         <w:rPr>
@@ -1969,21 +1937,7 @@
           <w:lang w:val="fr-BE"/>
         </w:rPr>
         <w:br/>
-        <w:t xml:space="preserve">  VLAN 20 (</w:t>
-      </w:r>
-      <w:proofErr w:type="spellStart"/>
-      <w:r>
-        <w:rPr>
-          <w:lang w:val="fr-BE"/>
-        </w:rPr>
-        <w:t>Users</w:t>
-      </w:r>
-      <w:proofErr w:type="spellEnd"/>
-      <w:r>
-        <w:rPr>
-          <w:lang w:val="fr-BE"/>
-        </w:rPr>
-        <w:t>) : 10.4.4.0/23 – SIV 10.4.4.1 – Ports 1/11-15</w:t>
+        <w:t xml:space="preserve">  VLAN 20 (Users) : 10.4.4.0/23 – SIV 10.4.4.1 – Ports 1/11-15</w:t>
       </w:r>
       <w:r>
         <w:rPr>
@@ -1999,19 +1953,11 @@
           <w:lang w:val="fr-BE"/>
         </w:rPr>
       </w:pPr>
-      <w:proofErr w:type="spellStart"/>
-      <w:r>
-        <w:rPr>
-          <w:lang w:val="fr-BE"/>
-        </w:rPr>
-        <w:t>Seville</w:t>
-      </w:r>
-      <w:proofErr w:type="spellEnd"/>
-      <w:r>
-        <w:rPr>
-          <w:lang w:val="fr-BE"/>
-        </w:rPr>
-        <w:t xml:space="preserve"> </w:t>
+      <w:r>
+        <w:rPr>
+          <w:lang w:val="fr-BE"/>
+        </w:rPr>
+        <w:t xml:space="preserve">Seville </w:t>
       </w:r>
     </w:p>
     <w:p>
@@ -2025,6 +1971,12 @@
           <w:lang w:val="fr-BE"/>
         </w:rPr>
         <w:t xml:space="preserve">   Vlan 30</w:t>
+      </w:r>
+      <w:r>
+        <w:rPr>
+          <w:lang w:val="fr-BE"/>
+        </w:rPr>
+        <w:t> : 10.5.0.0/23 – SIV 10.5.0.1 – Ports 1/21-22</w:t>
       </w:r>
       <w:r>
         <w:rPr>
@@ -2055,7 +2007,7 @@
     </w:p>
     <w:p>
       <w:pPr>
-        <w:pStyle w:val="Titre1"/>
+        <w:pStyle w:val="Heading1"/>
         <w:numPr>
           <w:ilvl w:val="0"/>
           <w:numId w:val="4"/>
@@ -2096,21 +2048,7 @@
           <w:lang w:val="fr-BE"/>
         </w:rPr>
         <w:br/>
-        <w:t xml:space="preserve">  </w:t>
-      </w:r>
-      <w:proofErr w:type="spellStart"/>
-      <w:r>
-        <w:rPr>
-          <w:lang w:val="fr-BE"/>
-        </w:rPr>
-        <w:t>Users</w:t>
-      </w:r>
-      <w:proofErr w:type="spellEnd"/>
-      <w:r>
-        <w:rPr>
-          <w:lang w:val="fr-BE"/>
-        </w:rPr>
-        <w:t xml:space="preserve"> Madrid : 10.4.0.1 – 10.4.1.254 (/23) – GW 10.4.0.1 – DNS 10.4.0.2</w:t>
+        <w:t xml:space="preserve">  Users Madrid : 10.4.0.1 – 10.4.1.254 (/23) – GW 10.4.0.1 – DNS 10.4.0.2</w:t>
       </w:r>
       <w:r>
         <w:rPr>
@@ -2124,21 +2062,7 @@
           <w:lang w:val="fr-BE"/>
         </w:rPr>
         <w:br/>
-        <w:t xml:space="preserve">  </w:t>
-      </w:r>
-      <w:proofErr w:type="spellStart"/>
-      <w:r>
-        <w:rPr>
-          <w:lang w:val="fr-BE"/>
-        </w:rPr>
-        <w:t>Users</w:t>
-      </w:r>
-      <w:proofErr w:type="spellEnd"/>
-      <w:r>
-        <w:rPr>
-          <w:lang w:val="fr-BE"/>
-        </w:rPr>
-        <w:t xml:space="preserve"> Barcelone : 10.4.4.1 – 10.4.5.254 (/23) – GW 10.4.4.1 – DNS 10.4.0.2</w:t>
+        <w:t xml:space="preserve">  Users Barcelone : 10.4.4.1 – 10.4.5.254 (/23) – GW 10.4.4.1 – DNS 10.4.0.2</w:t>
       </w:r>
       <w:r>
         <w:rPr>
@@ -2158,26 +2082,12 @@
           <w:lang w:val="fr-BE"/>
         </w:rPr>
         <w:lastRenderedPageBreak/>
-        <w:t xml:space="preserve">Options : Bail : 8h, DHCP autorisé par AD, Failover </w:t>
-      </w:r>
-      <w:proofErr w:type="spellStart"/>
-      <w:r>
-        <w:rPr>
-          <w:lang w:val="fr-BE"/>
-        </w:rPr>
-        <w:t>Load</w:t>
-      </w:r>
-      <w:proofErr w:type="spellEnd"/>
-      <w:r>
-        <w:rPr>
-          <w:lang w:val="fr-BE"/>
-        </w:rPr>
-        <w:t xml:space="preserve"> Balancing avec partenaire : 10.4.4.2 (Barcelone)</w:t>
-      </w:r>
-    </w:p>
-    <w:p>
-      <w:pPr>
-        <w:pStyle w:val="Titre1"/>
+        <w:t>Options : Bail : 8h, DHCP autorisé par AD, Failover Load Balancing avec partenaire : 10.4.4.2 (Barcelone)</w:t>
+      </w:r>
+    </w:p>
+    <w:p>
+      <w:pPr>
+        <w:pStyle w:val="Heading1"/>
         <w:numPr>
           <w:ilvl w:val="0"/>
           <w:numId w:val="4"/>
@@ -2284,7 +2194,7 @@
     </w:p>
     <w:p>
       <w:pPr>
-        <w:pStyle w:val="Titre1"/>
+        <w:pStyle w:val="Heading1"/>
         <w:numPr>
           <w:ilvl w:val="0"/>
           <w:numId w:val="4"/>
@@ -2361,7 +2271,7 @@
     </w:p>
     <w:p>
       <w:pPr>
-        <w:pStyle w:val="Paragraphedeliste"/>
+        <w:pStyle w:val="ListParagraph"/>
         <w:numPr>
           <w:ilvl w:val="0"/>
           <w:numId w:val="19"/>
@@ -2385,7 +2295,7 @@
     </w:p>
     <w:p>
       <w:pPr>
-        <w:pStyle w:val="Paragraphedeliste"/>
+        <w:pStyle w:val="ListParagraph"/>
         <w:numPr>
           <w:ilvl w:val="0"/>
           <w:numId w:val="19"/>
@@ -2421,7 +2331,7 @@
     </w:p>
     <w:p>
       <w:pPr>
-        <w:pStyle w:val="Paragraphedeliste"/>
+        <w:pStyle w:val="ListParagraph"/>
         <w:numPr>
           <w:ilvl w:val="0"/>
           <w:numId w:val="19"/>
@@ -2445,7 +2355,7 @@
     </w:p>
     <w:p>
       <w:pPr>
-        <w:pStyle w:val="Paragraphedeliste"/>
+        <w:pStyle w:val="ListParagraph"/>
         <w:numPr>
           <w:ilvl w:val="0"/>
           <w:numId w:val="19"/>
@@ -2469,7 +2379,7 @@
     </w:p>
     <w:p>
       <w:pPr>
-        <w:pStyle w:val="Paragraphedeliste"/>
+        <w:pStyle w:val="ListParagraph"/>
         <w:numPr>
           <w:ilvl w:val="0"/>
           <w:numId w:val="19"/>
@@ -2499,7 +2409,7 @@
     </w:p>
     <w:p>
       <w:pPr>
-        <w:pStyle w:val="Titre1"/>
+        <w:pStyle w:val="Heading1"/>
         <w:numPr>
           <w:ilvl w:val="0"/>
           <w:numId w:val="4"/>
@@ -2590,7 +2500,7 @@
     </w:p>
     <w:p>
       <w:pPr>
-        <w:pStyle w:val="Titre1"/>
+        <w:pStyle w:val="Heading1"/>
         <w:numPr>
           <w:ilvl w:val="0"/>
           <w:numId w:val="4"/>
@@ -2687,7 +2597,7 @@
     </w:p>
     <w:p>
       <w:pPr>
-        <w:pStyle w:val="Titre1"/>
+        <w:pStyle w:val="Heading1"/>
         <w:numPr>
           <w:ilvl w:val="0"/>
           <w:numId w:val="4"/>
@@ -2737,37 +2647,37 @@
         <w:rPr>
           <w:lang w:val="fr-BE"/>
         </w:rPr>
-        <w:t>, redirection de m</w:t>
-      </w:r>
-      <w:r>
-        <w:rPr>
-          <w:lang w:val="fr-BE"/>
-        </w:rPr>
-        <w:t>es documents</w:t>
-      </w:r>
-      <w:r>
-        <w:rPr>
-          <w:lang w:val="fr-BE"/>
-        </w:rPr>
-        <w:t xml:space="preserve"> (pas encore fait)</w:t>
-      </w:r>
-      <w:r>
-        <w:rPr>
-          <w:lang w:val="fr-BE"/>
-        </w:rPr>
-        <w:t>, Installation Office</w:t>
-      </w:r>
-      <w:r>
-        <w:rPr>
-          <w:lang w:val="fr-BE"/>
-        </w:rPr>
-        <w:t xml:space="preserve"> (pas encore fait)</w:t>
-      </w:r>
-      <w:r>
-        <w:rPr>
-          <w:lang w:val="fr-BE"/>
-        </w:rPr>
-        <w:t>, Nettoyage menu Démarrer, Restriction panneau de configuration + CMD (sauf Informatique), Département Système = admin local</w:t>
+        <w:t xml:space="preserve">, redirection de </w:t>
+      </w:r>
+      <w:r>
+        <w:rPr>
+          <w:lang w:val="fr-BE"/>
+        </w:rPr>
+        <w:t>Mes Documents</w:t>
+      </w:r>
+      <w:r>
+        <w:rPr>
+          <w:lang w:val="fr-BE"/>
+        </w:rPr>
+        <w:t xml:space="preserve">, Installation </w:t>
+      </w:r>
+      <w:r>
+        <w:rPr>
+          <w:lang w:val="fr-BE"/>
+        </w:rPr>
+        <w:t>de LibreOffice sur tous les ordinateurs</w:t>
+      </w:r>
+      <w:r>
+        <w:rPr>
+          <w:lang w:val="fr-BE"/>
+        </w:rPr>
+        <w:t xml:space="preserve">, Nettoyage menu Démarrer, Restriction panneau de configuration + CMD (sauf Informatique), </w:t>
+      </w:r>
+      <w:r>
+        <w:rPr>
+          <w:lang w:val="fr-BE"/>
+        </w:rPr>
+        <w:t>les utilisateurs du départements Systèmes sont administrateurs locaux sur leurs machines</w:t>
       </w:r>
     </w:p>
     <w:p>
@@ -2824,7 +2734,7 @@
     </w:p>
     <w:p>
       <w:pPr>
-        <w:pStyle w:val="Titre1"/>
+        <w:pStyle w:val="Heading1"/>
         <w:numPr>
           <w:ilvl w:val="0"/>
           <w:numId w:val="4"/>
@@ -2894,7 +2804,7 @@
     </w:p>
     <w:p>
       <w:pPr>
-        <w:pStyle w:val="Titre1"/>
+        <w:pStyle w:val="Heading1"/>
         <w:numPr>
           <w:ilvl w:val="0"/>
           <w:numId w:val="4"/>
@@ -2909,7 +2819,7 @@
     <w:p/>
     <w:p>
       <w:pPr>
-        <w:pStyle w:val="Paragraphedeliste"/>
+        <w:pStyle w:val="ListParagraph"/>
         <w:numPr>
           <w:ilvl w:val="1"/>
           <w:numId w:val="4"/>
@@ -2937,7 +2847,7 @@
     </w:p>
     <w:p>
       <w:pPr>
-        <w:pStyle w:val="Paragraphedeliste"/>
+        <w:pStyle w:val="ListParagraph"/>
         <w:ind w:left="576"/>
         <w:rPr>
           <w:lang w:val="fr-BE"/>
@@ -2958,7 +2868,7 @@
     </w:p>
     <w:p>
       <w:pPr>
-        <w:pStyle w:val="Paragraphedeliste"/>
+        <w:pStyle w:val="ListParagraph"/>
         <w:ind w:left="576"/>
         <w:rPr>
           <w:lang w:val="fr-BE"/>
@@ -2967,7 +2877,7 @@
     </w:p>
     <w:p>
       <w:pPr>
-        <w:pStyle w:val="Paragraphedeliste"/>
+        <w:pStyle w:val="ListParagraph"/>
         <w:numPr>
           <w:ilvl w:val="1"/>
           <w:numId w:val="4"/>
@@ -2995,7 +2905,7 @@
     </w:p>
     <w:p>
       <w:pPr>
-        <w:pStyle w:val="Paragraphedeliste"/>
+        <w:pStyle w:val="ListParagraph"/>
         <w:ind w:left="576"/>
         <w:rPr>
           <w:lang w:val="fr-BE"/>
@@ -3030,7 +2940,7 @@
     </w:p>
     <w:p>
       <w:pPr>
-        <w:pStyle w:val="Paragraphedeliste"/>
+        <w:pStyle w:val="ListParagraph"/>
         <w:ind w:left="576"/>
         <w:rPr>
           <w:rFonts w:ascii="Comic Sans MS" w:hAnsi="Comic Sans MS"/>
@@ -3044,7 +2954,7 @@
     </w:p>
     <w:p>
       <w:pPr>
-        <w:pStyle w:val="Paragraphedeliste"/>
+        <w:pStyle w:val="ListParagraph"/>
         <w:numPr>
           <w:ilvl w:val="1"/>
           <w:numId w:val="4"/>
@@ -3072,7 +2982,7 @@
     </w:p>
     <w:p>
       <w:pPr>
-        <w:pStyle w:val="Paragraphedeliste"/>
+        <w:pStyle w:val="ListParagraph"/>
         <w:ind w:left="576"/>
         <w:rPr>
           <w:rFonts w:ascii="Comic Sans MS" w:hAnsi="Comic Sans MS"/>
@@ -3099,7 +3009,7 @@
         <w:rPr>
           <w:lang w:val="fr-BE"/>
         </w:rPr>
-        <w:tab/>
+        <w:t>. Alias www sur DNS.</w:t>
       </w:r>
     </w:p>
     <w:sectPr>
@@ -3155,7 +3065,7 @@
     <w:sdtContent>
       <w:p>
         <w:pPr>
-          <w:pStyle w:val="Pieddepage"/>
+          <w:pStyle w:val="Footer"/>
           <w:jc w:val="right"/>
           <w:rPr>
             <w:rFonts w:ascii="Times New Roman" w:hAnsi="Times New Roman" w:cs="Times New Roman"/>
@@ -3232,7 +3142,7 @@
 <w:ftr xmlns:wpc="http://schemas.microsoft.com/office/word/2010/wordprocessingCanvas" xmlns:cx="http://schemas.microsoft.com/office/drawing/2014/chartex" xmlns:cx1="http://schemas.microsoft.com/office/drawing/2015/9/8/chartex" xmlns:cx2="http://schemas.microsoft.com/office/drawing/2015/10/21/chartex" xmlns:cx3="http://schemas.microsoft.com/office/drawing/2016/5/9/chartex" xmlns:cx4="http://schemas.microsoft.com/office/drawing/2016/5/10/chartex" xmlns:cx5="http://schemas.microsoft.com/office/drawing/2016/5/11/chartex" xmlns:cx6="http://schemas.microsoft.com/office/drawing/2016/5/12/chartex" xmlns:cx7="http://schemas.microsoft.com/office/drawing/2016/5/13/chartex" xmlns:cx8="http://schemas.microsoft.com/office/drawing/2016/5/14/chartex" xmlns:mc="http://schemas.openxmlformats.org/markup-compatibility/2006" xmlns:aink="http://schemas.microsoft.com/office/drawing/2016/ink" xmlns:am3d="http://schemas.microsoft.com/office/drawing/2017/model3d" xmlns:o="urn:schemas-microsoft-com:office:office" xmlns:oel="http://schemas.microsoft.com/office/2019/extlst" xmlns:r="http://schemas.openxmlformats.org/officeDocument/2006/relationships" xmlns:m="http://schemas.openxmlformats.org/officeDocument/2006/math" xmlns:v="urn:schemas-microsoft-com:vml" xmlns:wp14="http://schemas.microsoft.com/office/word/2010/wordprocessingDrawing" xmlns:wp="http://schemas.openxmlformats.org/drawingml/2006/wordprocessingDrawing" xmlns:w10="urn:schemas-microsoft-com:office:word" xmlns:w="http://schemas.openxmlformats.org/wordprocessingml/2006/main" xmlns:w14="http://schemas.microsoft.com/office/word/2010/wordml" xmlns:w15="http://schemas.microsoft.com/office/word/2012/wordml" xmlns:w16cex="http://schemas.microsoft.com/office/word/2018/wordml/cex" xmlns:w16cid="http://schemas.microsoft.com/office/word/2016/wordml/cid" xmlns:w16="http://schemas.microsoft.com/office/word/2018/wordml" xmlns:w16du="http://schemas.microsoft.com/office/word/2023/wordml/word16du" xmlns:w16sdtdh="http://schemas.microsoft.com/office/word/2020/wordml/sdtdatahash" xmlns:w16sdtfl="http://schemas.microsoft.com/office/word/2024/wordml/sdtformatlock" xmlns:w16se="http://schemas.microsoft.com/office/word/2015/wordml/symex" xmlns:wpg="http://schemas.microsoft.com/office/word/2010/wordprocessingGroup" xmlns:wpi="http://schemas.microsoft.com/office/word/2010/wordprocessingInk" xmlns:wne="http://schemas.microsoft.com/office/word/2006/wordml" xmlns:wps="http://schemas.microsoft.com/office/word/2010/wordprocessingShape" mc:Ignorable="w14 w15 w16se w16cid w16 w16cex w16sdtdh w16sdtfl w16du wp14">
   <w:p>
     <w:pPr>
-      <w:pStyle w:val="Pieddepage"/>
+      <w:pStyle w:val="Footer"/>
       <w:jc w:val="right"/>
     </w:pPr>
     <w:r>
@@ -3304,7 +3214,7 @@
 <w:ftr xmlns:wpc="http://schemas.microsoft.com/office/word/2010/wordprocessingCanvas" xmlns:cx="http://schemas.microsoft.com/office/drawing/2014/chartex" xmlns:cx1="http://schemas.microsoft.com/office/drawing/2015/9/8/chartex" xmlns:cx2="http://schemas.microsoft.com/office/drawing/2015/10/21/chartex" xmlns:cx3="http://schemas.microsoft.com/office/drawing/2016/5/9/chartex" xmlns:cx4="http://schemas.microsoft.com/office/drawing/2016/5/10/chartex" xmlns:cx5="http://schemas.microsoft.com/office/drawing/2016/5/11/chartex" xmlns:cx6="http://schemas.microsoft.com/office/drawing/2016/5/12/chartex" xmlns:cx7="http://schemas.microsoft.com/office/drawing/2016/5/13/chartex" xmlns:cx8="http://schemas.microsoft.com/office/drawing/2016/5/14/chartex" xmlns:mc="http://schemas.openxmlformats.org/markup-compatibility/2006" xmlns:aink="http://schemas.microsoft.com/office/drawing/2016/ink" xmlns:am3d="http://schemas.microsoft.com/office/drawing/2017/model3d" xmlns:o="urn:schemas-microsoft-com:office:office" xmlns:oel="http://schemas.microsoft.com/office/2019/extlst" xmlns:r="http://schemas.openxmlformats.org/officeDocument/2006/relationships" xmlns:m="http://schemas.openxmlformats.org/officeDocument/2006/math" xmlns:v="urn:schemas-microsoft-com:vml" xmlns:wp14="http://schemas.microsoft.com/office/word/2010/wordprocessingDrawing" xmlns:wp="http://schemas.openxmlformats.org/drawingml/2006/wordprocessingDrawing" xmlns:w10="urn:schemas-microsoft-com:office:word" xmlns:w="http://schemas.openxmlformats.org/wordprocessingml/2006/main" xmlns:w14="http://schemas.microsoft.com/office/word/2010/wordml" xmlns:w15="http://schemas.microsoft.com/office/word/2012/wordml" xmlns:w16cex="http://schemas.microsoft.com/office/word/2018/wordml/cex" xmlns:w16cid="http://schemas.microsoft.com/office/word/2016/wordml/cid" xmlns:w16="http://schemas.microsoft.com/office/word/2018/wordml" xmlns:w16du="http://schemas.microsoft.com/office/word/2023/wordml/word16du" xmlns:w16sdtdh="http://schemas.microsoft.com/office/word/2020/wordml/sdtdatahash" xmlns:w16sdtfl="http://schemas.microsoft.com/office/word/2024/wordml/sdtformatlock" xmlns:w16se="http://schemas.microsoft.com/office/word/2015/wordml/symex" xmlns:wpg="http://schemas.microsoft.com/office/word/2010/wordprocessingGroup" xmlns:wpi="http://schemas.microsoft.com/office/word/2010/wordprocessingInk" xmlns:wne="http://schemas.microsoft.com/office/word/2006/wordml" xmlns:wps="http://schemas.microsoft.com/office/word/2010/wordprocessingShape" mc:Ignorable="w14 w15 w16se w16cid w16 w16cex w16sdtdh w16sdtfl w16du wp14">
   <w:p>
     <w:pPr>
-      <w:pStyle w:val="Pieddepage"/>
+      <w:pStyle w:val="Footer"/>
       <w:jc w:val="right"/>
     </w:pPr>
     <w:r>
@@ -3422,15 +3332,7 @@
       </w:drawing>
     </w:r>
     <w:r>
-      <w:t xml:space="preserve">Enseignants : </w:t>
-    </w:r>
-    <w:proofErr w:type="spellStart"/>
-    <w:r>
-      <w:t>Pietrzak</w:t>
-    </w:r>
-    <w:proofErr w:type="spellEnd"/>
-    <w:r>
-      <w:t xml:space="preserve"> Yoan – Arnaud David</w:t>
+      <w:t>Enseignants : Pietrzak Yoan – Arnaud David</w:t>
     </w:r>
   </w:p>
 </w:ftr>
@@ -3576,7 +3478,7 @@
   </w:p>
   <w:p>
     <w:pPr>
-      <w:pStyle w:val="En-tte"/>
+      <w:pStyle w:val="Header"/>
       <w:jc w:val="right"/>
       <w:rPr>
         <w:rFonts w:ascii="Arial Narrow" w:hAnsi="Arial Narrow"/>
@@ -3592,7 +3494,7 @@
   </w:p>
   <w:p>
     <w:pPr>
-      <w:pStyle w:val="En-tte"/>
+      <w:pStyle w:val="Header"/>
     </w:pPr>
   </w:p>
 </w:hdr>
@@ -3714,7 +3616,7 @@
   </w:p>
   <w:p>
     <w:pPr>
-      <w:pStyle w:val="En-tte"/>
+      <w:pStyle w:val="Header"/>
     </w:pPr>
   </w:p>
 </w:hdr>
@@ -3737,7 +3639,7 @@
   </w:p>
   <w:p>
     <w:pPr>
-      <w:pStyle w:val="En-tte"/>
+      <w:pStyle w:val="Header"/>
     </w:pPr>
   </w:p>
 </w:hdr>
@@ -3752,7 +3654,7 @@
     <w:lvl w:ilvl="0">
       <w:start w:val="1"/>
       <w:numFmt w:val="decimal"/>
-      <w:pStyle w:val="Listenumros"/>
+      <w:pStyle w:val="ListNumber"/>
       <w:lvlText w:val="%1."/>
       <w:lvlJc w:val="left"/>
       <w:pPr>
@@ -4379,7 +4281,7 @@
     <w:lvl w:ilvl="0">
       <w:start w:val="1"/>
       <w:numFmt w:val="decimal"/>
-      <w:pStyle w:val="Titre1"/>
+      <w:pStyle w:val="Heading1"/>
       <w:lvlText w:val="%1"/>
       <w:lvlJc w:val="left"/>
       <w:pPr>
@@ -4389,7 +4291,7 @@
     <w:lvl w:ilvl="1">
       <w:start w:val="1"/>
       <w:numFmt w:val="decimal"/>
-      <w:pStyle w:val="Titre2"/>
+      <w:pStyle w:val="Heading2"/>
       <w:lvlText w:val="%1.%2"/>
       <w:lvlJc w:val="left"/>
       <w:pPr>
@@ -4399,7 +4301,7 @@
     <w:lvl w:ilvl="2">
       <w:start w:val="1"/>
       <w:numFmt w:val="decimal"/>
-      <w:pStyle w:val="Titre3"/>
+      <w:pStyle w:val="Heading3"/>
       <w:lvlText w:val="%1.%2.%3"/>
       <w:lvlJc w:val="left"/>
       <w:pPr>
@@ -4409,7 +4311,7 @@
     <w:lvl w:ilvl="3">
       <w:start w:val="1"/>
       <w:numFmt w:val="decimal"/>
-      <w:pStyle w:val="Titre4"/>
+      <w:pStyle w:val="Heading4"/>
       <w:lvlText w:val="%1.%2.%3.%4"/>
       <w:lvlJc w:val="left"/>
       <w:pPr>
@@ -4419,7 +4321,7 @@
     <w:lvl w:ilvl="4">
       <w:start w:val="1"/>
       <w:numFmt w:val="decimal"/>
-      <w:pStyle w:val="Titre5"/>
+      <w:pStyle w:val="Heading5"/>
       <w:lvlText w:val="%1.%2.%3.%4.%5"/>
       <w:lvlJc w:val="left"/>
       <w:pPr>
@@ -4429,7 +4331,7 @@
     <w:lvl w:ilvl="5">
       <w:start w:val="1"/>
       <w:numFmt w:val="decimal"/>
-      <w:pStyle w:val="Titre6"/>
+      <w:pStyle w:val="Heading6"/>
       <w:lvlText w:val="%1.%2.%3.%4.%5.%6"/>
       <w:lvlJc w:val="left"/>
       <w:pPr>
@@ -4439,7 +4341,7 @@
     <w:lvl w:ilvl="6">
       <w:start w:val="1"/>
       <w:numFmt w:val="decimal"/>
-      <w:pStyle w:val="Titre7"/>
+      <w:pStyle w:val="Heading7"/>
       <w:lvlText w:val="%1.%2.%3.%4.%5.%6.%7"/>
       <w:lvlJc w:val="left"/>
       <w:pPr>
@@ -4449,7 +4351,7 @@
     <w:lvl w:ilvl="7">
       <w:start w:val="1"/>
       <w:numFmt w:val="decimal"/>
-      <w:pStyle w:val="Titre8"/>
+      <w:pStyle w:val="Heading8"/>
       <w:lvlText w:val="%1.%2.%3.%4.%5.%6.%7.%8"/>
       <w:lvlJc w:val="left"/>
       <w:pPr>
@@ -4459,7 +4361,7 @@
     <w:lvl w:ilvl="8">
       <w:start w:val="1"/>
       <w:numFmt w:val="decimal"/>
-      <w:pStyle w:val="Titre9"/>
+      <w:pStyle w:val="Heading9"/>
       <w:lvlText w:val="%1.%2.%3.%4.%5.%6.%7.%8.%9"/>
       <w:lvlJc w:val="left"/>
       <w:pPr>
@@ -4736,7 +4638,7 @@
     <w:lvl w:ilvl="0">
       <w:start w:val="1"/>
       <w:numFmt w:val="decimal"/>
-      <w:pStyle w:val="En-ttedetabledesmatires"/>
+      <w:pStyle w:val="TOCHeading"/>
       <w:lvlText w:val="%1"/>
       <w:lvlJc w:val="left"/>
       <w:pPr>
@@ -6674,11 +6576,11 @@
       <w:contextualSpacing/>
     </w:pPr>
   </w:style>
-  <w:style w:type="paragraph" w:styleId="Titre1">
+  <w:style w:type="paragraph" w:styleId="Heading1">
     <w:name w:val="heading 1"/>
-    <w:basedOn w:val="Listenumros"/>
+    <w:basedOn w:val="ListNumber"/>
     <w:next w:val="Normal"/>
-    <w:link w:val="Titre1Car"/>
+    <w:link w:val="Heading1Char"/>
     <w:uiPriority w:val="9"/>
     <w:qFormat/>
     <w:rsid w:val="00795112"/>
@@ -6701,11 +6603,11 @@
       <w:szCs w:val="32"/>
     </w:rPr>
   </w:style>
-  <w:style w:type="paragraph" w:styleId="Titre2">
+  <w:style w:type="paragraph" w:styleId="Heading2">
     <w:name w:val="heading 2"/>
-    <w:basedOn w:val="Listenumros"/>
+    <w:basedOn w:val="ListNumber"/>
     <w:next w:val="Normal"/>
-    <w:link w:val="Titre2Car"/>
+    <w:link w:val="Heading2Char"/>
     <w:uiPriority w:val="9"/>
     <w:unhideWhenUsed/>
     <w:qFormat/>
@@ -6727,11 +6629,11 @@
       <w:szCs w:val="26"/>
     </w:rPr>
   </w:style>
-  <w:style w:type="paragraph" w:styleId="Titre3">
+  <w:style w:type="paragraph" w:styleId="Heading3">
     <w:name w:val="heading 3"/>
     <w:basedOn w:val="Normal"/>
     <w:next w:val="Normal"/>
-    <w:link w:val="Titre3Car"/>
+    <w:link w:val="Heading3Char"/>
     <w:uiPriority w:val="9"/>
     <w:unhideWhenUsed/>
     <w:qFormat/>
@@ -6753,11 +6655,11 @@
       <w:szCs w:val="24"/>
     </w:rPr>
   </w:style>
-  <w:style w:type="paragraph" w:styleId="Titre4">
+  <w:style w:type="paragraph" w:styleId="Heading4">
     <w:name w:val="heading 4"/>
     <w:basedOn w:val="Normal"/>
     <w:next w:val="Normal"/>
-    <w:link w:val="Titre4Car"/>
+    <w:link w:val="Heading4Char"/>
     <w:uiPriority w:val="9"/>
     <w:unhideWhenUsed/>
     <w:qFormat/>
@@ -6779,11 +6681,11 @@
       <w:color w:val="365F91" w:themeColor="accent1" w:themeShade="BF"/>
     </w:rPr>
   </w:style>
-  <w:style w:type="paragraph" w:styleId="Titre5">
+  <w:style w:type="paragraph" w:styleId="Heading5">
     <w:name w:val="heading 5"/>
     <w:basedOn w:val="Normal"/>
     <w:next w:val="Normal"/>
-    <w:link w:val="Titre5Car"/>
+    <w:link w:val="Heading5Char"/>
     <w:uiPriority w:val="9"/>
     <w:semiHidden/>
     <w:unhideWhenUsed/>
@@ -6804,11 +6706,11 @@
       <w:color w:val="365F91" w:themeColor="accent1" w:themeShade="BF"/>
     </w:rPr>
   </w:style>
-  <w:style w:type="paragraph" w:styleId="Titre6">
+  <w:style w:type="paragraph" w:styleId="Heading6">
     <w:name w:val="heading 6"/>
     <w:basedOn w:val="Normal"/>
     <w:next w:val="Normal"/>
-    <w:link w:val="Titre6Car"/>
+    <w:link w:val="Heading6Char"/>
     <w:uiPriority w:val="9"/>
     <w:semiHidden/>
     <w:unhideWhenUsed/>
@@ -6829,11 +6731,11 @@
       <w:color w:val="243F60" w:themeColor="accent1" w:themeShade="7F"/>
     </w:rPr>
   </w:style>
-  <w:style w:type="paragraph" w:styleId="Titre7">
+  <w:style w:type="paragraph" w:styleId="Heading7">
     <w:name w:val="heading 7"/>
     <w:basedOn w:val="Normal"/>
     <w:next w:val="Normal"/>
-    <w:link w:val="Titre7Car"/>
+    <w:link w:val="Heading7Char"/>
     <w:uiPriority w:val="9"/>
     <w:semiHidden/>
     <w:unhideWhenUsed/>
@@ -6856,11 +6758,11 @@
       <w:color w:val="243F60" w:themeColor="accent1" w:themeShade="7F"/>
     </w:rPr>
   </w:style>
-  <w:style w:type="paragraph" w:styleId="Titre8">
+  <w:style w:type="paragraph" w:styleId="Heading8">
     <w:name w:val="heading 8"/>
     <w:basedOn w:val="Normal"/>
     <w:next w:val="Normal"/>
-    <w:link w:val="Titre8Car"/>
+    <w:link w:val="Heading8Char"/>
     <w:uiPriority w:val="9"/>
     <w:semiHidden/>
     <w:unhideWhenUsed/>
@@ -6883,11 +6785,11 @@
       <w:szCs w:val="21"/>
     </w:rPr>
   </w:style>
-  <w:style w:type="paragraph" w:styleId="Titre9">
+  <w:style w:type="paragraph" w:styleId="Heading9">
     <w:name w:val="heading 9"/>
     <w:basedOn w:val="Normal"/>
     <w:next w:val="Normal"/>
-    <w:link w:val="Titre9Car"/>
+    <w:link w:val="Heading9Char"/>
     <w:uiPriority w:val="9"/>
     <w:semiHidden/>
     <w:unhideWhenUsed/>
@@ -6912,13 +6814,13 @@
       <w:szCs w:val="21"/>
     </w:rPr>
   </w:style>
-  <w:style w:type="character" w:default="1" w:styleId="Policepardfaut">
+  <w:style w:type="character" w:default="1" w:styleId="DefaultParagraphFont">
     <w:name w:val="Default Paragraph Font"/>
     <w:uiPriority w:val="1"/>
     <w:semiHidden/>
     <w:unhideWhenUsed/>
   </w:style>
-  <w:style w:type="table" w:default="1" w:styleId="TableauNormal">
+  <w:style w:type="table" w:default="1" w:styleId="TableNormal">
     <w:name w:val="Normal Table"/>
     <w:uiPriority w:val="99"/>
     <w:semiHidden/>
@@ -6933,13 +6835,13 @@
       </w:tblCellMar>
     </w:tblPr>
   </w:style>
-  <w:style w:type="numbering" w:default="1" w:styleId="Aucuneliste">
+  <w:style w:type="numbering" w:default="1" w:styleId="NoList">
     <w:name w:val="No List"/>
     <w:uiPriority w:val="99"/>
     <w:semiHidden/>
     <w:unhideWhenUsed/>
   </w:style>
-  <w:style w:type="paragraph" w:styleId="Listenumros">
+  <w:style w:type="paragraph" w:styleId="ListNumber">
     <w:name w:val="List Number"/>
     <w:basedOn w:val="Normal"/>
     <w:uiPriority w:val="99"/>
@@ -6952,10 +6854,10 @@
       </w:numPr>
     </w:pPr>
   </w:style>
-  <w:style w:type="character" w:customStyle="1" w:styleId="Titre1Car">
-    <w:name w:val="Titre 1 Car"/>
-    <w:basedOn w:val="Policepardfaut"/>
-    <w:link w:val="Titre1"/>
+  <w:style w:type="character" w:customStyle="1" w:styleId="Heading1Char">
+    <w:name w:val="Heading 1 Char"/>
+    <w:basedOn w:val="DefaultParagraphFont"/>
+    <w:link w:val="Heading1"/>
     <w:uiPriority w:val="9"/>
     <w:rsid w:val="00795112"/>
     <w:rPr>
@@ -6965,10 +6867,10 @@
       <w:szCs w:val="32"/>
     </w:rPr>
   </w:style>
-  <w:style w:type="character" w:customStyle="1" w:styleId="Titre2Car">
-    <w:name w:val="Titre 2 Car"/>
-    <w:basedOn w:val="Policepardfaut"/>
-    <w:link w:val="Titre2"/>
+  <w:style w:type="character" w:customStyle="1" w:styleId="Heading2Char">
+    <w:name w:val="Heading 2 Char"/>
+    <w:basedOn w:val="DefaultParagraphFont"/>
+    <w:link w:val="Heading2"/>
     <w:uiPriority w:val="9"/>
     <w:rsid w:val="00753C56"/>
     <w:rPr>
@@ -6978,10 +6880,10 @@
       <w:szCs w:val="26"/>
     </w:rPr>
   </w:style>
-  <w:style w:type="character" w:customStyle="1" w:styleId="Titre3Car">
-    <w:name w:val="Titre 3 Car"/>
-    <w:basedOn w:val="Policepardfaut"/>
-    <w:link w:val="Titre3"/>
+  <w:style w:type="character" w:customStyle="1" w:styleId="Heading3Char">
+    <w:name w:val="Heading 3 Char"/>
+    <w:basedOn w:val="DefaultParagraphFont"/>
+    <w:link w:val="Heading3"/>
     <w:uiPriority w:val="9"/>
     <w:rsid w:val="003F6579"/>
     <w:rPr>
@@ -6991,10 +6893,10 @@
       <w:szCs w:val="24"/>
     </w:rPr>
   </w:style>
-  <w:style w:type="character" w:customStyle="1" w:styleId="Titre4Car">
-    <w:name w:val="Titre 4 Car"/>
-    <w:basedOn w:val="Policepardfaut"/>
-    <w:link w:val="Titre4"/>
+  <w:style w:type="character" w:customStyle="1" w:styleId="Heading4Char">
+    <w:name w:val="Heading 4 Char"/>
+    <w:basedOn w:val="DefaultParagraphFont"/>
+    <w:link w:val="Heading4"/>
     <w:uiPriority w:val="9"/>
     <w:rsid w:val="00795112"/>
     <w:rPr>
@@ -7004,10 +6906,10 @@
       <w:color w:val="365F91" w:themeColor="accent1" w:themeShade="BF"/>
     </w:rPr>
   </w:style>
-  <w:style w:type="character" w:customStyle="1" w:styleId="Titre5Car">
-    <w:name w:val="Titre 5 Car"/>
-    <w:basedOn w:val="Policepardfaut"/>
-    <w:link w:val="Titre5"/>
+  <w:style w:type="character" w:customStyle="1" w:styleId="Heading5Char">
+    <w:name w:val="Heading 5 Char"/>
+    <w:basedOn w:val="DefaultParagraphFont"/>
+    <w:link w:val="Heading5"/>
     <w:uiPriority w:val="9"/>
     <w:semiHidden/>
     <w:rsid w:val="00795112"/>
@@ -7016,10 +6918,10 @@
       <w:color w:val="365F91" w:themeColor="accent1" w:themeShade="BF"/>
     </w:rPr>
   </w:style>
-  <w:style w:type="character" w:customStyle="1" w:styleId="Titre6Car">
-    <w:name w:val="Titre 6 Car"/>
-    <w:basedOn w:val="Policepardfaut"/>
-    <w:link w:val="Titre6"/>
+  <w:style w:type="character" w:customStyle="1" w:styleId="Heading6Char">
+    <w:name w:val="Heading 6 Char"/>
+    <w:basedOn w:val="DefaultParagraphFont"/>
+    <w:link w:val="Heading6"/>
     <w:uiPriority w:val="9"/>
     <w:semiHidden/>
     <w:rsid w:val="00795112"/>
@@ -7028,10 +6930,10 @@
       <w:color w:val="243F60" w:themeColor="accent1" w:themeShade="7F"/>
     </w:rPr>
   </w:style>
-  <w:style w:type="character" w:customStyle="1" w:styleId="Titre7Car">
-    <w:name w:val="Titre 7 Car"/>
-    <w:basedOn w:val="Policepardfaut"/>
-    <w:link w:val="Titre7"/>
+  <w:style w:type="character" w:customStyle="1" w:styleId="Heading7Char">
+    <w:name w:val="Heading 7 Char"/>
+    <w:basedOn w:val="DefaultParagraphFont"/>
+    <w:link w:val="Heading7"/>
     <w:uiPriority w:val="9"/>
     <w:semiHidden/>
     <w:rsid w:val="00795112"/>
@@ -7042,10 +6944,10 @@
       <w:color w:val="243F60" w:themeColor="accent1" w:themeShade="7F"/>
     </w:rPr>
   </w:style>
-  <w:style w:type="character" w:customStyle="1" w:styleId="Titre8Car">
-    <w:name w:val="Titre 8 Car"/>
-    <w:basedOn w:val="Policepardfaut"/>
-    <w:link w:val="Titre8"/>
+  <w:style w:type="character" w:customStyle="1" w:styleId="Heading8Char">
+    <w:name w:val="Heading 8 Char"/>
+    <w:basedOn w:val="DefaultParagraphFont"/>
+    <w:link w:val="Heading8"/>
     <w:uiPriority w:val="9"/>
     <w:semiHidden/>
     <w:rsid w:val="00795112"/>
@@ -7056,10 +6958,10 @@
       <w:szCs w:val="21"/>
     </w:rPr>
   </w:style>
-  <w:style w:type="character" w:customStyle="1" w:styleId="Titre9Car">
-    <w:name w:val="Titre 9 Car"/>
-    <w:basedOn w:val="Policepardfaut"/>
-    <w:link w:val="Titre9"/>
+  <w:style w:type="character" w:customStyle="1" w:styleId="Heading9Char">
+    <w:name w:val="Heading 9 Char"/>
+    <w:basedOn w:val="DefaultParagraphFont"/>
+    <w:link w:val="Heading9"/>
     <w:uiPriority w:val="9"/>
     <w:semiHidden/>
     <w:rsid w:val="00795112"/>
@@ -7072,10 +6974,10 @@
       <w:szCs w:val="21"/>
     </w:rPr>
   </w:style>
-  <w:style w:type="paragraph" w:styleId="En-tte">
+  <w:style w:type="paragraph" w:styleId="Header">
     <w:name w:val="header"/>
     <w:basedOn w:val="Normal"/>
-    <w:link w:val="En-tteCar"/>
+    <w:link w:val="HeaderChar"/>
     <w:uiPriority w:val="99"/>
     <w:unhideWhenUsed/>
     <w:rsid w:val="00E74C91"/>
@@ -7087,17 +6989,17 @@
       <w:spacing w:line="240" w:lineRule="auto"/>
     </w:pPr>
   </w:style>
-  <w:style w:type="character" w:customStyle="1" w:styleId="En-tteCar">
-    <w:name w:val="En-tête Car"/>
-    <w:basedOn w:val="Policepardfaut"/>
-    <w:link w:val="En-tte"/>
+  <w:style w:type="character" w:customStyle="1" w:styleId="HeaderChar">
+    <w:name w:val="Header Char"/>
+    <w:basedOn w:val="DefaultParagraphFont"/>
+    <w:link w:val="Header"/>
     <w:uiPriority w:val="99"/>
     <w:rsid w:val="00E74C91"/>
   </w:style>
-  <w:style w:type="paragraph" w:styleId="Pieddepage">
+  <w:style w:type="paragraph" w:styleId="Footer">
     <w:name w:val="footer"/>
     <w:basedOn w:val="Normal"/>
-    <w:link w:val="PieddepageCar"/>
+    <w:link w:val="FooterChar"/>
     <w:uiPriority w:val="99"/>
     <w:unhideWhenUsed/>
     <w:rsid w:val="00E74C91"/>
@@ -7109,17 +7011,17 @@
       <w:spacing w:line="240" w:lineRule="auto"/>
     </w:pPr>
   </w:style>
-  <w:style w:type="character" w:customStyle="1" w:styleId="PieddepageCar">
-    <w:name w:val="Pied de page Car"/>
-    <w:basedOn w:val="Policepardfaut"/>
-    <w:link w:val="Pieddepage"/>
+  <w:style w:type="character" w:customStyle="1" w:styleId="FooterChar">
+    <w:name w:val="Footer Char"/>
+    <w:basedOn w:val="DefaultParagraphFont"/>
+    <w:link w:val="Footer"/>
     <w:uiPriority w:val="99"/>
     <w:rsid w:val="00E74C91"/>
   </w:style>
-  <w:style w:type="paragraph" w:styleId="Textedebulles">
+  <w:style w:type="paragraph" w:styleId="BalloonText">
     <w:name w:val="Balloon Text"/>
     <w:basedOn w:val="Normal"/>
-    <w:link w:val="TextedebullesCar"/>
+    <w:link w:val="BalloonTextChar"/>
     <w:uiPriority w:val="99"/>
     <w:semiHidden/>
     <w:unhideWhenUsed/>
@@ -7133,10 +7035,10 @@
       <w:szCs w:val="16"/>
     </w:rPr>
   </w:style>
-  <w:style w:type="character" w:customStyle="1" w:styleId="TextedebullesCar">
-    <w:name w:val="Texte de bulles Car"/>
-    <w:basedOn w:val="Policepardfaut"/>
-    <w:link w:val="Textedebulles"/>
+  <w:style w:type="character" w:customStyle="1" w:styleId="BalloonTextChar">
+    <w:name w:val="Balloon Text Char"/>
+    <w:basedOn w:val="DefaultParagraphFont"/>
+    <w:link w:val="BalloonText"/>
     <w:uiPriority w:val="99"/>
     <w:semiHidden/>
     <w:rsid w:val="00E74C91"/>
@@ -7148,7 +7050,7 @@
   </w:style>
   <w:style w:type="paragraph" w:customStyle="1" w:styleId="entteHeh">
     <w:name w:val="en tête Heh"/>
-    <w:basedOn w:val="En-tte"/>
+    <w:basedOn w:val="Header"/>
     <w:link w:val="entteHehCar"/>
     <w:qFormat/>
     <w:rsid w:val="009B1844"/>
@@ -7162,7 +7064,7 @@
   </w:style>
   <w:style w:type="character" w:customStyle="1" w:styleId="entteHehCar">
     <w:name w:val="en tête Heh Car"/>
-    <w:basedOn w:val="En-tteCar"/>
+    <w:basedOn w:val="HeaderChar"/>
     <w:link w:val="entteHeh"/>
     <w:rsid w:val="009B1844"/>
     <w:rPr>
@@ -7170,10 +7072,10 @@
       <w:lang w:eastAsia="fr-FR"/>
     </w:rPr>
   </w:style>
-  <w:style w:type="paragraph" w:styleId="Explorateurdedocuments">
+  <w:style w:type="paragraph" w:styleId="DocumentMap">
     <w:name w:val="Document Map"/>
     <w:basedOn w:val="Normal"/>
-    <w:link w:val="ExplorateurdedocumentsCar"/>
+    <w:link w:val="DocumentMapChar"/>
     <w:uiPriority w:val="99"/>
     <w:semiHidden/>
     <w:unhideWhenUsed/>
@@ -7187,10 +7089,10 @@
       <w:szCs w:val="16"/>
     </w:rPr>
   </w:style>
-  <w:style w:type="character" w:customStyle="1" w:styleId="ExplorateurdedocumentsCar">
-    <w:name w:val="Explorateur de documents Car"/>
-    <w:basedOn w:val="Policepardfaut"/>
-    <w:link w:val="Explorateurdedocuments"/>
+  <w:style w:type="character" w:customStyle="1" w:styleId="DocumentMapChar">
+    <w:name w:val="Document Map Char"/>
+    <w:basedOn w:val="DefaultParagraphFont"/>
+    <w:link w:val="DocumentMap"/>
     <w:uiPriority w:val="99"/>
     <w:semiHidden/>
     <w:rsid w:val="009B1844"/>
@@ -7220,14 +7122,14 @@
       <w:lang w:val="fr-BE" w:eastAsia="fr-BE"/>
     </w:rPr>
   </w:style>
-  <w:style w:type="character" w:styleId="Numrodepage">
+  <w:style w:type="character" w:styleId="PageNumber">
     <w:name w:val="page number"/>
-    <w:basedOn w:val="Policepardfaut"/>
+    <w:basedOn w:val="DefaultParagraphFont"/>
     <w:rsid w:val="0094572F"/>
   </w:style>
-  <w:style w:type="table" w:styleId="Grilledutableau">
+  <w:style w:type="table" w:styleId="TableGrid">
     <w:name w:val="Table Grid"/>
-    <w:basedOn w:val="TableauNormal"/>
+    <w:basedOn w:val="TableNormal"/>
     <w:rsid w:val="0094572F"/>
     <w:pPr>
       <w:spacing w:after="0" w:line="240" w:lineRule="auto"/>
@@ -7249,9 +7151,9 @@
       </w:tblBorders>
     </w:tblPr>
   </w:style>
-  <w:style w:type="paragraph" w:styleId="En-ttedetabledesmatires">
+  <w:style w:type="paragraph" w:styleId="TOCHeading">
     <w:name w:val="TOC Heading"/>
-    <w:basedOn w:val="Titre1"/>
+    <w:basedOn w:val="Heading1"/>
     <w:next w:val="Normal"/>
     <w:uiPriority w:val="39"/>
     <w:unhideWhenUsed/>
@@ -7269,7 +7171,7 @@
       <w:lang w:val="fr-BE" w:eastAsia="fr-BE"/>
     </w:rPr>
   </w:style>
-  <w:style w:type="paragraph" w:styleId="TM1">
+  <w:style w:type="paragraph" w:styleId="TOC1">
     <w:name w:val="toc 1"/>
     <w:basedOn w:val="Normal"/>
     <w:next w:val="Normal"/>
@@ -7281,9 +7183,9 @@
       <w:spacing w:after="100"/>
     </w:pPr>
   </w:style>
-  <w:style w:type="character" w:styleId="Lienhypertexte">
+  <w:style w:type="character" w:styleId="Hyperlink">
     <w:name w:val="Hyperlink"/>
-    <w:basedOn w:val="Policepardfaut"/>
+    <w:basedOn w:val="DefaultParagraphFont"/>
     <w:uiPriority w:val="99"/>
     <w:unhideWhenUsed/>
     <w:rsid w:val="00EA76D7"/>
@@ -7292,7 +7194,7 @@
       <w:u w:val="single"/>
     </w:rPr>
   </w:style>
-  <w:style w:type="paragraph" w:styleId="Sansinterligne">
+  <w:style w:type="paragraph" w:styleId="NoSpacing">
     <w:name w:val="No Spacing"/>
     <w:aliases w:val="Titre - Table des matières"/>
     <w:uiPriority w:val="1"/>
@@ -7309,7 +7211,7 @@
       <w:u w:val="single"/>
     </w:rPr>
   </w:style>
-  <w:style w:type="paragraph" w:styleId="Paragraphedeliste">
+  <w:style w:type="paragraph" w:styleId="ListParagraph">
     <w:name w:val="List Paragraph"/>
     <w:basedOn w:val="Normal"/>
     <w:uiPriority w:val="34"/>
@@ -7319,7 +7221,7 @@
       <w:ind w:left="720"/>
     </w:pPr>
   </w:style>
-  <w:style w:type="paragraph" w:styleId="TM2">
+  <w:style w:type="paragraph" w:styleId="TOC2">
     <w:name w:val="toc 2"/>
     <w:basedOn w:val="Normal"/>
     <w:next w:val="Normal"/>
@@ -7334,7 +7236,7 @@
   </w:style>
   <w:style w:type="paragraph" w:customStyle="1" w:styleId="Sousparagraphe">
     <w:name w:val="Sous paragraphe"/>
-    <w:basedOn w:val="Titre1"/>
+    <w:basedOn w:val="Heading1"/>
     <w:link w:val="SousparagrapheCar"/>
     <w:uiPriority w:val="99"/>
     <w:qFormat/>
@@ -7362,7 +7264,7 @@
   </w:style>
   <w:style w:type="character" w:customStyle="1" w:styleId="SousparagrapheCar">
     <w:name w:val="Sous paragraphe Car"/>
-    <w:basedOn w:val="Titre1Car"/>
+    <w:basedOn w:val="Heading1Char"/>
     <w:link w:val="Sousparagraphe"/>
     <w:uiPriority w:val="99"/>
     <w:rsid w:val="00961916"/>
@@ -7376,9 +7278,9 @@
       <w:lang w:eastAsia="fr-FR"/>
     </w:rPr>
   </w:style>
-  <w:style w:type="character" w:styleId="Lienhypertextesuivivisit">
+  <w:style w:type="character" w:styleId="FollowedHyperlink">
     <w:name w:val="FollowedHyperlink"/>
-    <w:basedOn w:val="Policepardfaut"/>
+    <w:basedOn w:val="DefaultParagraphFont"/>
     <w:semiHidden/>
     <w:unhideWhenUsed/>
     <w:rsid w:val="00D77F60"/>
@@ -7405,7 +7307,7 @@
       <w:lang w:eastAsia="fr-FR"/>
     </w:rPr>
   </w:style>
-  <w:style w:type="paragraph" w:styleId="TM3">
+  <w:style w:type="paragraph" w:styleId="TOC3">
     <w:name w:val="toc 3"/>
     <w:basedOn w:val="Normal"/>
     <w:next w:val="Normal"/>
@@ -7418,10 +7320,10 @@
       <w:ind w:left="440"/>
     </w:pPr>
   </w:style>
-  <w:style w:type="paragraph" w:styleId="Notedebasdepage">
+  <w:style w:type="paragraph" w:styleId="FootnoteText">
     <w:name w:val="footnote text"/>
     <w:basedOn w:val="Normal"/>
-    <w:link w:val="NotedebasdepageCar"/>
+    <w:link w:val="FootnoteTextChar"/>
     <w:uiPriority w:val="99"/>
     <w:semiHidden/>
     <w:unhideWhenUsed/>
@@ -7437,10 +7339,10 @@
       <w:lang w:eastAsia="fr-FR"/>
     </w:rPr>
   </w:style>
-  <w:style w:type="character" w:customStyle="1" w:styleId="NotedebasdepageCar">
-    <w:name w:val="Note de bas de page Car"/>
-    <w:basedOn w:val="Policepardfaut"/>
-    <w:link w:val="Notedebasdepage"/>
+  <w:style w:type="character" w:customStyle="1" w:styleId="FootnoteTextChar">
+    <w:name w:val="Footnote Text Char"/>
+    <w:basedOn w:val="DefaultParagraphFont"/>
+    <w:link w:val="FootnoteText"/>
     <w:uiPriority w:val="99"/>
     <w:semiHidden/>
     <w:rsid w:val="00D77F60"/>
@@ -7451,10 +7353,10 @@
       <w:lang w:eastAsia="fr-FR"/>
     </w:rPr>
   </w:style>
-  <w:style w:type="paragraph" w:styleId="Titre">
+  <w:style w:type="paragraph" w:styleId="Title">
     <w:name w:val="Title"/>
     <w:basedOn w:val="Normal"/>
-    <w:link w:val="TitreCar"/>
+    <w:link w:val="TitleChar"/>
     <w:uiPriority w:val="99"/>
     <w:qFormat/>
     <w:rsid w:val="00D77F60"/>
@@ -7472,10 +7374,10 @@
       <w:lang w:val="fr-BE" w:eastAsia="fr-FR"/>
     </w:rPr>
   </w:style>
-  <w:style w:type="character" w:customStyle="1" w:styleId="TitreCar">
-    <w:name w:val="Titre Car"/>
-    <w:basedOn w:val="Policepardfaut"/>
-    <w:link w:val="Titre"/>
+  <w:style w:type="character" w:customStyle="1" w:styleId="TitleChar">
+    <w:name w:val="Title Char"/>
+    <w:basedOn w:val="DefaultParagraphFont"/>
+    <w:link w:val="Title"/>
     <w:uiPriority w:val="99"/>
     <w:rsid w:val="00D77F60"/>
     <w:rPr>
@@ -7514,7 +7416,7 @@
       <w:lang w:val="fr-BE" w:eastAsia="fr-BE"/>
     </w:rPr>
   </w:style>
-  <w:style w:type="character" w:styleId="Appelnotedebasdep">
+  <w:style w:type="character" w:styleId="FootnoteReference">
     <w:name w:val="footnote reference"/>
     <w:semiHidden/>
     <w:unhideWhenUsed/>
@@ -7533,9 +7435,9 @@
       <w:vertAlign w:val="superscript"/>
     </w:rPr>
   </w:style>
-  <w:style w:type="table" w:styleId="TableauGrille5Fonc-Accentuation6">
+  <w:style w:type="table" w:styleId="GridTable5Dark-Accent6">
     <w:name w:val="Grid Table 5 Dark Accent 6"/>
-    <w:basedOn w:val="TableauNormal"/>
+    <w:basedOn w:val="TableNormal"/>
     <w:uiPriority w:val="50"/>
     <w:rsid w:val="00D77F60"/>
     <w:pPr>
@@ -7644,9 +7546,9 @@
       </w:tcPr>
     </w:tblStylePr>
   </w:style>
-  <w:style w:type="character" w:styleId="lev">
+  <w:style w:type="character" w:styleId="Strong">
     <w:name w:val="Strong"/>
-    <w:basedOn w:val="Policepardfaut"/>
+    <w:basedOn w:val="DefaultParagraphFont"/>
     <w:uiPriority w:val="22"/>
     <w:qFormat/>
     <w:rsid w:val="00D77F60"/>
@@ -7655,9 +7557,9 @@
       <w:bCs/>
     </w:rPr>
   </w:style>
-  <w:style w:type="table" w:styleId="TableauListe3-Accentuation1">
+  <w:style w:type="table" w:styleId="ListTable3-Accent1">
     <w:name w:val="List Table 3 Accent 1"/>
-    <w:basedOn w:val="TableauNormal"/>
+    <w:basedOn w:val="TableNormal"/>
     <w:uiPriority w:val="48"/>
     <w:rsid w:val="00BB0F96"/>
     <w:pPr>
@@ -7779,9 +7681,9 @@
       </w:tcPr>
     </w:tblStylePr>
   </w:style>
-  <w:style w:type="table" w:styleId="TableauGrille4-Accentuation1">
+  <w:style w:type="table" w:styleId="GridTable4-Accent1">
     <w:name w:val="Grid Table 4 Accent 1"/>
-    <w:basedOn w:val="TableauNormal"/>
+    <w:basedOn w:val="TableNormal"/>
     <w:uiPriority w:val="49"/>
     <w:rsid w:val="00A90F78"/>
     <w:pPr>
@@ -7855,7 +7757,7 @@
       </w:tcPr>
     </w:tblStylePr>
   </w:style>
-  <w:style w:type="paragraph" w:styleId="TM4">
+  <w:style w:type="paragraph" w:styleId="TOC4">
     <w:name w:val="toc 4"/>
     <w:basedOn w:val="Normal"/>
     <w:next w:val="Normal"/>
@@ -7873,7 +7775,7 @@
       <w:lang w:val="fr-BE" w:eastAsia="fr-BE"/>
     </w:rPr>
   </w:style>
-  <w:style w:type="paragraph" w:styleId="TM5">
+  <w:style w:type="paragraph" w:styleId="TOC5">
     <w:name w:val="toc 5"/>
     <w:basedOn w:val="Normal"/>
     <w:next w:val="Normal"/>
@@ -7891,7 +7793,7 @@
       <w:lang w:val="fr-BE" w:eastAsia="fr-BE"/>
     </w:rPr>
   </w:style>
-  <w:style w:type="paragraph" w:styleId="TM6">
+  <w:style w:type="paragraph" w:styleId="TOC6">
     <w:name w:val="toc 6"/>
     <w:basedOn w:val="Normal"/>
     <w:next w:val="Normal"/>
@@ -7909,7 +7811,7 @@
       <w:lang w:val="fr-BE" w:eastAsia="fr-BE"/>
     </w:rPr>
   </w:style>
-  <w:style w:type="paragraph" w:styleId="TM7">
+  <w:style w:type="paragraph" w:styleId="TOC7">
     <w:name w:val="toc 7"/>
     <w:basedOn w:val="Normal"/>
     <w:next w:val="Normal"/>
@@ -7927,7 +7829,7 @@
       <w:lang w:val="fr-BE" w:eastAsia="fr-BE"/>
     </w:rPr>
   </w:style>
-  <w:style w:type="paragraph" w:styleId="TM8">
+  <w:style w:type="paragraph" w:styleId="TOC8">
     <w:name w:val="toc 8"/>
     <w:basedOn w:val="Normal"/>
     <w:next w:val="Normal"/>
@@ -7945,7 +7847,7 @@
       <w:lang w:val="fr-BE" w:eastAsia="fr-BE"/>
     </w:rPr>
   </w:style>
-  <w:style w:type="paragraph" w:styleId="TM9">
+  <w:style w:type="paragraph" w:styleId="TOC9">
     <w:name w:val="toc 9"/>
     <w:basedOn w:val="Normal"/>
     <w:next w:val="Normal"/>
@@ -7963,7 +7865,7 @@
       <w:lang w:val="fr-BE" w:eastAsia="fr-BE"/>
     </w:rPr>
   </w:style>
-  <w:style w:type="paragraph" w:styleId="Lgende">
+  <w:style w:type="paragraph" w:styleId="Caption">
     <w:name w:val="caption"/>
     <w:basedOn w:val="Normal"/>
     <w:next w:val="Normal"/>
@@ -7982,8 +7884,8 @@
       <w:szCs w:val="18"/>
     </w:rPr>
   </w:style>
-  <w:style w:type="table" w:customStyle="1" w:styleId="TableNormal">
-    <w:name w:val="Table Normal"/>
+  <w:style w:type="table" w:customStyle="1" w:styleId="TableNormal1">
+    <w:name w:val="Table Normal1"/>
     <w:uiPriority w:val="2"/>
     <w:semiHidden/>
     <w:unhideWhenUsed/>
@@ -8026,9 +7928,9 @@
       <w:lang w:val="en-US"/>
     </w:rPr>
   </w:style>
-  <w:style w:type="table" w:styleId="Tableausimple5">
+  <w:style w:type="table" w:styleId="PlainTable5">
     <w:name w:val="Plain Table 5"/>
-    <w:basedOn w:val="TableauNormal"/>
+    <w:basedOn w:val="TableNormal"/>
     <w:uiPriority w:val="45"/>
     <w:rsid w:val="0082579A"/>
     <w:pPr>
@@ -8151,9 +8053,9 @@
       </w:tcPr>
     </w:tblStylePr>
   </w:style>
-  <w:style w:type="table" w:styleId="Tableausimple1">
+  <w:style w:type="table" w:styleId="PlainTable1">
     <w:name w:val="Plain Table 1"/>
-    <w:basedOn w:val="TableauNormal"/>
+    <w:basedOn w:val="TableNormal"/>
     <w:uiPriority w:val="41"/>
     <w:rsid w:val="0082579A"/>
     <w:pPr>
@@ -8236,12 +8138,12 @@
   </w:style>
   <w:style w:type="character" w:customStyle="1" w:styleId="normaltextrun">
     <w:name w:val="normaltextrun"/>
-    <w:basedOn w:val="Policepardfaut"/>
+    <w:basedOn w:val="DefaultParagraphFont"/>
     <w:rsid w:val="00C1678A"/>
   </w:style>
   <w:style w:type="character" w:customStyle="1" w:styleId="eop">
     <w:name w:val="eop"/>
-    <w:basedOn w:val="Policepardfaut"/>
+    <w:basedOn w:val="DefaultParagraphFont"/>
     <w:rsid w:val="00C1678A"/>
   </w:style>
 </w:styles>
@@ -8535,6 +8437,21 @@
 </file>
 
 <file path=customXml/item2.xml><?xml version="1.0" encoding="utf-8"?>
+<p:properties xmlns:p="http://schemas.microsoft.com/office/2006/metadata/properties" xmlns:xsi="http://www.w3.org/2001/XMLSchema-instance" xmlns:pc="http://schemas.microsoft.com/office/infopath/2007/PartnerControls">
+  <documentManagement/>
+</p:properties>
+</file>
+
+<file path=customXml/item3.xml><?xml version="1.0" encoding="utf-8"?>
+<?mso-contentType ?>
+<FormTemplates xmlns="http://schemas.microsoft.com/sharepoint/v3/contenttype/forms">
+  <Display>DocumentLibraryForm</Display>
+  <Edit>DocumentLibraryForm</Edit>
+  <New>DocumentLibraryForm</New>
+</FormTemplates>
+</file>
+
+<file path=customXml/item4.xml><?xml version="1.0" encoding="utf-8"?>
 <ct:contentTypeSchema xmlns:ct="http://schemas.microsoft.com/office/2006/metadata/contentType" xmlns:ma="http://schemas.microsoft.com/office/2006/metadata/properties/metaAttributes" ct:_="" ma:_="" ma:contentTypeName="Document" ma:contentTypeID="0x0101008610758E064EB145BA6ED62A2795F203" ma:contentTypeVersion="3" ma:contentTypeDescription="Create a new document." ma:contentTypeScope="" ma:versionID="7a3b7240206391bb08a1690fcf523be3">
   <xsd:schema xmlns:xsd="http://www.w3.org/2001/XMLSchema" xmlns:xs="http://www.w3.org/2001/XMLSchema" xmlns:p="http://schemas.microsoft.com/office/2006/metadata/properties" xmlns:ns2="d6528d3c-0cde-45a0-8fb7-42ed1bf7e7b5" targetNamespace="http://schemas.microsoft.com/office/2006/metadata/properties" ma:root="true" ma:fieldsID="b5b6ff1a6c809a28669d5d24cb10d2a7" ns2:_="">
     <xsd:import namespace="d6528d3c-0cde-45a0-8fb7-42ed1bf7e7b5"/>
@@ -8672,21 +8589,6 @@
 </ct:contentTypeSchema>
 </file>
 
-<file path=customXml/item3.xml><?xml version="1.0" encoding="utf-8"?>
-<?mso-contentType ?>
-<FormTemplates xmlns="http://schemas.microsoft.com/sharepoint/v3/contenttype/forms">
-  <Display>DocumentLibraryForm</Display>
-  <Edit>DocumentLibraryForm</Edit>
-  <New>DocumentLibraryForm</New>
-</FormTemplates>
-</file>
-
-<file path=customXml/item4.xml><?xml version="1.0" encoding="utf-8"?>
-<p:properties xmlns:p="http://schemas.microsoft.com/office/2006/metadata/properties" xmlns:xsi="http://www.w3.org/2001/XMLSchema-instance" xmlns:pc="http://schemas.microsoft.com/office/infopath/2007/PartnerControls">
-  <documentManagement/>
-</p:properties>
-</file>
-
 <file path=customXml/itemProps1.xml><?xml version="1.0" encoding="utf-8"?>
 <ds:datastoreItem xmlns:ds="http://schemas.openxmlformats.org/officeDocument/2006/customXml" ds:itemID="{1CF7806D-DAFD-4EBA-BBA2-C3749FAC9123}">
   <ds:schemaRefs>
@@ -8696,6 +8598,23 @@
 </file>
 
 <file path=customXml/itemProps2.xml><?xml version="1.0" encoding="utf-8"?>
+<ds:datastoreItem xmlns:ds="http://schemas.openxmlformats.org/officeDocument/2006/customXml" ds:itemID="{25089ECB-7D2E-4229-880B-676FCB0603DC}">
+  <ds:schemaRefs>
+    <ds:schemaRef ds:uri="http://schemas.microsoft.com/office/2006/metadata/properties"/>
+    <ds:schemaRef ds:uri="http://schemas.microsoft.com/office/infopath/2007/PartnerControls"/>
+  </ds:schemaRefs>
+</ds:datastoreItem>
+</file>
+
+<file path=customXml/itemProps3.xml><?xml version="1.0" encoding="utf-8"?>
+<ds:datastoreItem xmlns:ds="http://schemas.openxmlformats.org/officeDocument/2006/customXml" ds:itemID="{AEC7B1BC-9B31-4E2F-AAB7-8A3E9F6F6842}">
+  <ds:schemaRefs>
+    <ds:schemaRef ds:uri="http://schemas.microsoft.com/sharepoint/v3/contenttype/forms"/>
+  </ds:schemaRefs>
+</ds:datastoreItem>
+</file>
+
+<file path=customXml/itemProps4.xml><?xml version="1.0" encoding="utf-8"?>
 <ds:datastoreItem xmlns:ds="http://schemas.openxmlformats.org/officeDocument/2006/customXml" ds:itemID="{EDB4BBB3-A563-4588-8190-7F7E44BA5611}">
   <ds:schemaRefs>
     <ds:schemaRef ds:uri="http://schemas.microsoft.com/office/2006/metadata/contentType"/>
@@ -8711,21 +8630,4 @@
     <ds:schemaRef ds:uri="http://schemas.microsoft.com/internal/obd"/>
   </ds:schemaRefs>
 </ds:datastoreItem>
-</file>
-
-<file path=customXml/itemProps3.xml><?xml version="1.0" encoding="utf-8"?>
-<ds:datastoreItem xmlns:ds="http://schemas.openxmlformats.org/officeDocument/2006/customXml" ds:itemID="{AEC7B1BC-9B31-4E2F-AAB7-8A3E9F6F6842}">
-  <ds:schemaRefs>
-    <ds:schemaRef ds:uri="http://schemas.microsoft.com/sharepoint/v3/contenttype/forms"/>
-  </ds:schemaRefs>
-</ds:datastoreItem>
-</file>
-
-<file path=customXml/itemProps4.xml><?xml version="1.0" encoding="utf-8"?>
-<ds:datastoreItem xmlns:ds="http://schemas.openxmlformats.org/officeDocument/2006/customXml" ds:itemID="{25089ECB-7D2E-4229-880B-676FCB0603DC}">
-  <ds:schemaRefs>
-    <ds:schemaRef ds:uri="http://schemas.microsoft.com/office/2006/metadata/properties"/>
-    <ds:schemaRef ds:uri="http://schemas.microsoft.com/office/infopath/2007/PartnerControls"/>
-  </ds:schemaRefs>
-</ds:datastoreItem>
 </file>